--- a/arb/docx/36.content.docx
+++ b/arb/docx/36.content.docx
@@ -32,23 +32,6 @@
     </w:p>
     <w:p>
       <w:pPr>
-        <w:pStyle w:val="Heading2"/>
-        <w:bidi/>
-      </w:pPr>
-      <w:r>
-        <w:rPr>
-          <w:lang w:val="ar_AE" w:bidi="ar_AE"/>
-        </w:rPr>
-        <w:t>License Information</w:t>
-      </w:r>
-      <w:r>
-        <w:rPr>
-          <w:lang w:val="ar_AE" w:bidi="ar_AE"/>
-        </w:rPr>
-      </w:r>
-    </w:p>
-    <w:p>
-      <w:pPr>
         <w:bidi/>
       </w:pPr>
       <w:r>
@@ -67,13 +50,7 @@
         <w:rPr>
           <w:lang w:val="ar_AE" w:bidi="ar_AE"/>
         </w:rPr>
-        <w:t xml:space="preserve"> (Arabic) is based on</w:t>
-      </w:r>
-      <w:r>
-        <w:rPr>
-          <w:lang w:val="ar_AE" w:bidi="ar_AE"/>
-        </w:rPr>
-        <w:t xml:space="preserve">: </w:t>
+        <w:t xml:space="preserve"> (Arabic) is based on: </w:t>
       </w:r>
       <w:r>
         <w:rPr>
@@ -200,21 +177,6 @@
         <w:pStyle w:val="Heading2"/>
         <w:bidi/>
       </w:pPr>
-      <w:r>
-        <w:rPr>
-          <w:lang w:val="ar_AE" w:bidi="ar_AE"/>
-        </w:rPr>
-      </w:r>
-    </w:p>
-    <w:p>
-      <w:pPr>
-        <w:bidi/>
-      </w:pPr>
-      <w:r>
-        <w:rPr>
-          <w:lang w:val="ar_AE" w:bidi="ar_AE"/>
-        </w:rPr>
-      </w:r>
       <w:r>
         <w:rPr>
           <w:lang w:val="ar_AE" w:bidi="ar_AE"/>

--- a/arb/docx/36.content.docx
+++ b/arb/docx/36.content.docx
@@ -9,6 +9,8 @@
       </w:pPr>
       <w:r>
         <w:rPr>
+          <w:rtl/>
+          <w:cs/>
           <w:lang w:val="ar_AE" w:bidi="ar_AE"/>
         </w:rPr>
       </w:r>
@@ -20,12 +22,16 @@
       </w:pPr>
       <w:r>
         <w:rPr>
+          <w:rtl/>
+          <w:cs/>
           <w:lang w:val="ar_AE" w:bidi="ar_AE"/>
         </w:rPr>
         <w:t>Resource: Arabic Van Dyck Bible</w:t>
       </w:r>
       <w:r>
         <w:rPr>
+          <w:rtl/>
+          <w:cs/>
           <w:lang w:val="ar_AE" w:bidi="ar_AE"/>
         </w:rPr>
       </w:r>
@@ -36,37 +42,33 @@
       </w:pPr>
       <w:r>
         <w:rPr>
+          <w:rtl/>
+          <w:cs/>
           <w:lang w:val="ar_AE" w:bidi="ar_AE"/>
         </w:rPr>
       </w:r>
       <w:r>
         <w:rPr>
           <w:b/>
+          <w:rtl/>
+          <w:cs/>
           <w:lang w:val="ar_AE" w:bidi="ar_AE"/>
         </w:rPr>
         <w:t>Arabic Van Dyck Bible</w:t>
       </w:r>
       <w:r>
         <w:rPr>
-          <w:lang w:val="ar_AE" w:bidi="ar_AE"/>
-        </w:rPr>
-        <w:t xml:space="preserve"> (Arabic) is based on: </w:t>
-      </w:r>
-      <w:r>
-        <w:rPr>
-          <w:lang w:val="ar_AE" w:bidi="ar_AE"/>
-        </w:rPr>
-        <w:t>Van Dyck Bible</w:t>
-      </w:r>
-      <w:r>
-        <w:rPr>
-          <w:lang w:val="ar_AE" w:bidi="ar_AE"/>
-        </w:rPr>
-        <w:t xml:space="preserve">, </w:t>
+          <w:rtl/>
+          <w:cs/>
+          <w:lang w:val="ar_AE" w:bidi="ar_AE"/>
+        </w:rPr>
+        <w:t xml:space="preserve"> © </w:t>
       </w:r>
       <w:hyperlink r:id="rId13">
         <w:r>
           <w:rPr>
+            <w:rtl/>
+            <w:cs/>
             <w:lang w:val="ar_AE" w:bidi="ar_AE"/>
           </w:rPr>
           <w:rPr>
@@ -78,13 +80,17 @@
       </w:hyperlink>
       <w:r>
         <w:rPr>
-          <w:lang w:val="ar_AE" w:bidi="ar_AE"/>
-        </w:rPr>
-        <w:t xml:space="preserve">, None, which is licensed under a </w:t>
+          <w:rtl/>
+          <w:cs/>
+          <w:lang w:val="ar_AE" w:bidi="ar_AE"/>
+        </w:rPr>
+        <w:t xml:space="preserve">, licensed under a </w:t>
       </w:r>
       <w:hyperlink r:id="rId14">
         <w:r>
           <w:rPr>
+            <w:rtl/>
+            <w:cs/>
             <w:lang w:val="ar_AE" w:bidi="ar_AE"/>
           </w:rPr>
           <w:rPr>
@@ -96,38 +102,23 @@
       </w:hyperlink>
       <w:r>
         <w:rPr>
+          <w:rtl/>
+          <w:cs/>
           <w:lang w:val="ar_AE" w:bidi="ar_AE"/>
         </w:rPr>
         <w:t>.</w:t>
       </w:r>
       <w:r>
         <w:rPr>
-          <w:lang w:val="ar_AE" w:bidi="ar_AE"/>
-        </w:rPr>
-      </w:r>
-    </w:p>
-    <w:p>
-      <w:pPr>
-        <w:bidi/>
-      </w:pPr>
-      <w:r>
-        <w:rPr>
-          <w:lang w:val="ar_AE" w:bidi="ar_AE"/>
-        </w:rPr>
-      </w:r>
-      <w:r>
-        <w:rPr>
-          <w:lang w:val="ar_AE" w:bidi="ar_AE"/>
-        </w:rPr>
-        <w:t>This PDF version is provided under the same license.</w:t>
-      </w:r>
-      <w:r>
-        <w:rPr>
-          <w:lang w:val="ar_AE" w:bidi="ar_AE"/>
-        </w:rPr>
-      </w:r>
-      <w:r>
-        <w:rPr>
+          <w:rtl/>
+          <w:cs/>
+          <w:lang w:val="ar_AE" w:bidi="ar_AE"/>
+        </w:rPr>
+      </w:r>
+      <w:r>
+        <w:rPr>
+          <w:rtl/>
+          <w:cs/>
           <w:lang w:val="ar_AE" w:bidi="ar_AE"/>
         </w:rPr>
       </w:r>
@@ -139,6 +130,8 @@
       </w:pPr>
       <w:r>
         <w:rPr>
+          <w:rtl/>
+          <w:cs/>
           <w:lang w:val="ar_AE" w:bidi="ar_AE"/>
         </w:rPr>
         <w:t>Arabic Van Dyck Bible</w:t>
@@ -168,6 +161,8 @@
       </w:pPr>
       <w:r>
         <w:rPr>
+          <w:rtl/>
+          <w:cs/>
           <w:lang w:val="ar_AE" w:bidi="ar_AE"/>
         </w:rPr>
       </w:r>
@@ -179,6 +174,8 @@
       </w:pPr>
       <w:r>
         <w:rPr>
+          <w:rtl/>
+          <w:cs/>
           <w:lang w:val="ar_AE" w:bidi="ar_AE"/>
         </w:rPr>
       </w:r>
@@ -189,22 +186,30 @@
       </w:pPr>
       <w:r>
         <w:rPr>
-          <w:lang w:val="ar_AE" w:bidi="ar_AE"/>
-        </w:rPr>
-      </w:r>
-      <w:r>
-        <w:rPr>
+          <w:rtl/>
+          <w:cs/>
+          <w:lang w:val="ar_AE" w:bidi="ar_AE"/>
+        </w:rPr>
+      </w:r>
+      <w:r>
+        <w:rPr>
+          <w:rtl/>
+          <w:cs/>
           <w:lang w:val="ar_AE" w:bidi="ar_AE"/>
         </w:rPr>
         <w:t xml:space="preserve"> </w:t>
       </w:r>
       <w:r>
         <w:rPr>
-          <w:lang w:val="ar_AE" w:bidi="ar_AE"/>
-        </w:rPr>
-      </w:r>
-      <w:r>
-        <w:rPr>
+          <w:rtl/>
+          <w:cs/>
+          <w:lang w:val="ar_AE" w:bidi="ar_AE"/>
+        </w:rPr>
+      </w:r>
+      <w:r>
+        <w:rPr>
+          <w:rtl/>
+          <w:cs/>
           <w:lang w:val="ar_AE" w:bidi="ar_AE"/>
         </w:rPr>
       </w:r>
@@ -226,27 +231,21 @@
     </w:p>
     <w:p>
       <w:pPr>
-        <w:bidi/>
-      </w:pPr>
-      <w:r>
-        <w:rPr>
-          <w:lang w:val="ar_AE" w:bidi="ar_AE"/>
-        </w:rPr>
-      </w:r>
-    </w:p>
-    <w:p>
-      <w:pPr>
         <w:pStyle w:val="Heading2"/>
         <w:bidi/>
       </w:pPr>
       <w:r>
         <w:rPr>
+          <w:rtl/>
+          <w:cs/>
           <w:lang w:val="ar_AE" w:bidi="ar_AE"/>
         </w:rPr>
         <w:t>Zephaniah 1:1</w:t>
       </w:r>
       <w:r>
         <w:rPr>
+          <w:rtl/>
+          <w:cs/>
           <w:lang w:val="ar_AE" w:bidi="ar_AE"/>
         </w:rPr>
       </w:r>
@@ -257,32 +256,28 @@
       </w:pPr>
       <w:r>
         <w:rPr>
+          <w:rtl/>
+          <w:cs/>
           <w:lang w:val="ar_AE" w:bidi="ar_AE"/>
         </w:rPr>
       </w:r>
       <w:r>
         <w:rPr>
           <w:vertAlign w:val="superscript"/>
+          <w:rtl/>
+          <w:cs/>
           <w:lang w:val="ar_AE" w:bidi="ar_AE"/>
         </w:rPr>
         <w:t>1</w:t>
       </w:r>
       <w:r>
         <w:rPr>
+          <w:rtl/>
+          <w:cs/>
           <w:lang w:val="ar_AE" w:bidi="ar_AE"/>
         </w:rPr>
         <w:t xml:space="preserve"> كَلِمَةُ ٱلرَّبِّ ٱلَّتِي صَارَتْ إِلَى صَفَنْيَا بْنِ كُوشِي بْنِ جَدَلْيَا بْنِ أَمَرِيَا بْنِ حَزَقِيَّا، فِي أَيَّامِ يُوشِيَّا بْنِ آمُونَ مَلِكِ يَهُوذَا:</w:t>
       </w:r>
-      <w:r>
-        <w:rPr>
-          <w:lang w:val="ar_AE" w:bidi="ar_AE"/>
-        </w:rPr>
-      </w:r>
-      <w:r>
-        <w:rPr>
-          <w:lang w:val="ar_AE" w:bidi="ar_AE"/>
-        </w:rPr>
-      </w:r>
     </w:p>
     <w:p>
       <w:pPr>
@@ -290,8 +285,27 @@
       </w:pPr>
       <w:r>
         <w:rPr>
-          <w:lang w:val="ar_AE" w:bidi="ar_AE"/>
-        </w:rPr>
+          <w:rtl/>
+          <w:cs/>
+          <w:lang w:val="ar_AE" w:bidi="ar_AE"/>
+        </w:rPr>
+      </w:r>
+      <w:r>
+        <w:rPr>
+          <w:vertAlign w:val="superscript"/>
+          <w:rtl/>
+          <w:cs/>
+          <w:lang w:val="ar_AE" w:bidi="ar_AE"/>
+        </w:rPr>
+        <w:t>2</w:t>
+      </w:r>
+      <w:r>
+        <w:rPr>
+          <w:rtl/>
+          <w:cs/>
+          <w:lang w:val="ar_AE" w:bidi="ar_AE"/>
+        </w:rPr>
+        <w:t xml:space="preserve"> «نَزْعًا أَنْزَعُ ٱلْكُلَّ عَنْ وَجْهِ ٱلْأَرْضِ، يَقُولُ ٱلرَّبُّ.</w:t>
       </w:r>
     </w:p>
     <w:p>
@@ -300,31 +314,27 @@
       </w:pPr>
       <w:r>
         <w:rPr>
+          <w:rtl/>
+          <w:cs/>
           <w:lang w:val="ar_AE" w:bidi="ar_AE"/>
         </w:rPr>
       </w:r>
       <w:r>
         <w:rPr>
           <w:vertAlign w:val="superscript"/>
-          <w:lang w:val="ar_AE" w:bidi="ar_AE"/>
-        </w:rPr>
-        <w:t>2</w:t>
-      </w:r>
-      <w:r>
-        <w:rPr>
-          <w:lang w:val="ar_AE" w:bidi="ar_AE"/>
-        </w:rPr>
-        <w:t xml:space="preserve"> «نَزْعًا أَنْزَعُ ٱلْكُلَّ عَنْ وَجْهِ ٱلْأَرْضِ، يَقُولُ ٱلرَّبُّ.</w:t>
-      </w:r>
-      <w:r>
-        <w:rPr>
-          <w:lang w:val="ar_AE" w:bidi="ar_AE"/>
-        </w:rPr>
-      </w:r>
-      <w:r>
-        <w:rPr>
-          <w:lang w:val="ar_AE" w:bidi="ar_AE"/>
-        </w:rPr>
+          <w:rtl/>
+          <w:cs/>
+          <w:lang w:val="ar_AE" w:bidi="ar_AE"/>
+        </w:rPr>
+        <w:t>3</w:t>
+      </w:r>
+      <w:r>
+        <w:rPr>
+          <w:rtl/>
+          <w:cs/>
+          <w:lang w:val="ar_AE" w:bidi="ar_AE"/>
+        </w:rPr>
+        <w:t xml:space="preserve"> أَنْزِعُ ٱلْإِنْسَانَ وَٱلْحَيَوَانَ. أَنْزِعُ طُيُورَ ٱلسَّمَاءِ وَسَمَكَ ٱلْبَحْرِ، وَٱلْمَعَاثِرَ مَعَ ٱلْأَشْرَارِ، وَأَقْطَعُ ٱلْإِنْسَانَ عَنْ وَجْهِ ٱلْأَرْضِ، يَقُولُ ٱلرَّبُّ.</w:t>
       </w:r>
     </w:p>
     <w:p>
@@ -333,8 +343,27 @@
       </w:pPr>
       <w:r>
         <w:rPr>
-          <w:lang w:val="ar_AE" w:bidi="ar_AE"/>
-        </w:rPr>
+          <w:rtl/>
+          <w:cs/>
+          <w:lang w:val="ar_AE" w:bidi="ar_AE"/>
+        </w:rPr>
+      </w:r>
+      <w:r>
+        <w:rPr>
+          <w:vertAlign w:val="superscript"/>
+          <w:rtl/>
+          <w:cs/>
+          <w:lang w:val="ar_AE" w:bidi="ar_AE"/>
+        </w:rPr>
+        <w:t>4</w:t>
+      </w:r>
+      <w:r>
+        <w:rPr>
+          <w:rtl/>
+          <w:cs/>
+          <w:lang w:val="ar_AE" w:bidi="ar_AE"/>
+        </w:rPr>
+        <w:t xml:space="preserve"> «وَأَمُدُّ يَدِي عَلَى يَهُوذَا وَعَلَى كُلِّ سُكَّانِ أُورُشَلِيمَ، وَأَقْطَعُ مِنْ هَذَا ٱلْمَكَانِ بَقِيَّةَ ٱلْبَعْلِ، ٱسْمَ ٱلْكَمَارِيمِ، مَعَ ٱلْكَهَنَةِ.</w:t>
       </w:r>
     </w:p>
     <w:p>
@@ -343,31 +372,27 @@
       </w:pPr>
       <w:r>
         <w:rPr>
+          <w:rtl/>
+          <w:cs/>
           <w:lang w:val="ar_AE" w:bidi="ar_AE"/>
         </w:rPr>
       </w:r>
       <w:r>
         <w:rPr>
           <w:vertAlign w:val="superscript"/>
-          <w:lang w:val="ar_AE" w:bidi="ar_AE"/>
-        </w:rPr>
-        <w:t>3</w:t>
-      </w:r>
-      <w:r>
-        <w:rPr>
-          <w:lang w:val="ar_AE" w:bidi="ar_AE"/>
-        </w:rPr>
-        <w:t xml:space="preserve"> أَنْزِعُ ٱلْإِنْسَانَ وَٱلْحَيَوَانَ. أَنْزِعُ طُيُورَ ٱلسَّمَاءِ وَسَمَكَ ٱلْبَحْرِ، وَٱلْمَعَاثِرَ مَعَ ٱلْأَشْرَارِ، وَأَقْطَعُ ٱلْإِنْسَانَ عَنْ وَجْهِ ٱلْأَرْضِ، يَقُولُ ٱلرَّبُّ.</w:t>
-      </w:r>
-      <w:r>
-        <w:rPr>
-          <w:lang w:val="ar_AE" w:bidi="ar_AE"/>
-        </w:rPr>
-      </w:r>
-      <w:r>
-        <w:rPr>
-          <w:lang w:val="ar_AE" w:bidi="ar_AE"/>
-        </w:rPr>
+          <w:rtl/>
+          <w:cs/>
+          <w:lang w:val="ar_AE" w:bidi="ar_AE"/>
+        </w:rPr>
+        <w:t>5</w:t>
+      </w:r>
+      <w:r>
+        <w:rPr>
+          <w:rtl/>
+          <w:cs/>
+          <w:lang w:val="ar_AE" w:bidi="ar_AE"/>
+        </w:rPr>
+        <w:t xml:space="preserve"> وَٱلسَّاجِدِينَ عَلَى ٱلسُّطُوحِ لِجُنْدِ ٱلسَّمَاءِ، وَٱلسَّاجِدِينَ ٱلْحَالِفِينَ بِٱلرَّبِّ، وَٱلْحَالِفِينَ بِمَلْكُومَ،</w:t>
       </w:r>
     </w:p>
     <w:p>
@@ -376,8 +401,27 @@
       </w:pPr>
       <w:r>
         <w:rPr>
-          <w:lang w:val="ar_AE" w:bidi="ar_AE"/>
-        </w:rPr>
+          <w:rtl/>
+          <w:cs/>
+          <w:lang w:val="ar_AE" w:bidi="ar_AE"/>
+        </w:rPr>
+      </w:r>
+      <w:r>
+        <w:rPr>
+          <w:vertAlign w:val="superscript"/>
+          <w:rtl/>
+          <w:cs/>
+          <w:lang w:val="ar_AE" w:bidi="ar_AE"/>
+        </w:rPr>
+        <w:t>6</w:t>
+      </w:r>
+      <w:r>
+        <w:rPr>
+          <w:rtl/>
+          <w:cs/>
+          <w:lang w:val="ar_AE" w:bidi="ar_AE"/>
+        </w:rPr>
+        <w:t xml:space="preserve"> وَٱلْمُرْتَدِّينَ مِنْ وَرَاءِ ٱلرَّبِّ، وَٱلَّذِينَ لَمْ يَطْلُبُوا ٱلرَّبَّ وَلَا سَأَلُوا عَنْهُ.</w:t>
       </w:r>
     </w:p>
     <w:p>
@@ -386,31 +430,27 @@
       </w:pPr>
       <w:r>
         <w:rPr>
+          <w:rtl/>
+          <w:cs/>
           <w:lang w:val="ar_AE" w:bidi="ar_AE"/>
         </w:rPr>
       </w:r>
       <w:r>
         <w:rPr>
           <w:vertAlign w:val="superscript"/>
-          <w:lang w:val="ar_AE" w:bidi="ar_AE"/>
-        </w:rPr>
-        <w:t>4</w:t>
-      </w:r>
-      <w:r>
-        <w:rPr>
-          <w:lang w:val="ar_AE" w:bidi="ar_AE"/>
-        </w:rPr>
-        <w:t xml:space="preserve"> «وَأَمُدُّ يَدِي عَلَى يَهُوذَا وَعَلَى كُلِّ سُكَّانِ أُورُشَلِيمَ، وَأَقْطَعُ مِنْ هَذَا ٱلْمَكَانِ بَقِيَّةَ ٱلْبَعْلِ، ٱسْمَ ٱلْكَمَارِيمِ، مَعَ ٱلْكَهَنَةِ.</w:t>
-      </w:r>
-      <w:r>
-        <w:rPr>
-          <w:lang w:val="ar_AE" w:bidi="ar_AE"/>
-        </w:rPr>
-      </w:r>
-      <w:r>
-        <w:rPr>
-          <w:lang w:val="ar_AE" w:bidi="ar_AE"/>
-        </w:rPr>
+          <w:rtl/>
+          <w:cs/>
+          <w:lang w:val="ar_AE" w:bidi="ar_AE"/>
+        </w:rPr>
+        <w:t>7</w:t>
+      </w:r>
+      <w:r>
+        <w:rPr>
+          <w:rtl/>
+          <w:cs/>
+          <w:lang w:val="ar_AE" w:bidi="ar_AE"/>
+        </w:rPr>
+        <w:t xml:space="preserve"> «اُسْكُتْ قُدَّامَ ٱلسَّيِّدِ ٱلرَّبِّ، لِأَنَّ يَوْمَ ٱلرَّبِّ قَرِيبٌ. لِأَنَّ ٱلرَّبَّ قَدْ أَعَدَّ ذَبِيحَةً. قَدَّسَ مَدْعُوِّيهِ.</w:t>
       </w:r>
     </w:p>
     <w:p>
@@ -419,8 +459,27 @@
       </w:pPr>
       <w:r>
         <w:rPr>
-          <w:lang w:val="ar_AE" w:bidi="ar_AE"/>
-        </w:rPr>
+          <w:rtl/>
+          <w:cs/>
+          <w:lang w:val="ar_AE" w:bidi="ar_AE"/>
+        </w:rPr>
+      </w:r>
+      <w:r>
+        <w:rPr>
+          <w:vertAlign w:val="superscript"/>
+          <w:rtl/>
+          <w:cs/>
+          <w:lang w:val="ar_AE" w:bidi="ar_AE"/>
+        </w:rPr>
+        <w:t>8</w:t>
+      </w:r>
+      <w:r>
+        <w:rPr>
+          <w:rtl/>
+          <w:cs/>
+          <w:lang w:val="ar_AE" w:bidi="ar_AE"/>
+        </w:rPr>
+        <w:t xml:space="preserve"> وَيَكُونُ فِي يَوْمِ ذَبِيحَةِ ٱلرَّبِّ أَنِّي أُعَاقِبُ ٱلرُّؤَسَاءَ وَبَنِي ٱلْمَلِكِ وَجَمِيعَ ٱلّلَابِسِينَ لِبَاسًا غَرِيبًا.</w:t>
       </w:r>
     </w:p>
     <w:p>
@@ -429,31 +488,27 @@
       </w:pPr>
       <w:r>
         <w:rPr>
+          <w:rtl/>
+          <w:cs/>
           <w:lang w:val="ar_AE" w:bidi="ar_AE"/>
         </w:rPr>
       </w:r>
       <w:r>
         <w:rPr>
           <w:vertAlign w:val="superscript"/>
-          <w:lang w:val="ar_AE" w:bidi="ar_AE"/>
-        </w:rPr>
-        <w:t>5</w:t>
-      </w:r>
-      <w:r>
-        <w:rPr>
-          <w:lang w:val="ar_AE" w:bidi="ar_AE"/>
-        </w:rPr>
-        <w:t xml:space="preserve"> وَٱلسَّاجِدِينَ عَلَى ٱلسُّطُوحِ لِجُنْدِ ٱلسَّمَاءِ، وَٱلسَّاجِدِينَ ٱلْحَالِفِينَ بِٱلرَّبِّ، وَٱلْحَالِفِينَ بِمَلْكُومَ،</w:t>
-      </w:r>
-      <w:r>
-        <w:rPr>
-          <w:lang w:val="ar_AE" w:bidi="ar_AE"/>
-        </w:rPr>
-      </w:r>
-      <w:r>
-        <w:rPr>
-          <w:lang w:val="ar_AE" w:bidi="ar_AE"/>
-        </w:rPr>
+          <w:rtl/>
+          <w:cs/>
+          <w:lang w:val="ar_AE" w:bidi="ar_AE"/>
+        </w:rPr>
+        <w:t>9</w:t>
+      </w:r>
+      <w:r>
+        <w:rPr>
+          <w:rtl/>
+          <w:cs/>
+          <w:lang w:val="ar_AE" w:bidi="ar_AE"/>
+        </w:rPr>
+        <w:t xml:space="preserve"> وَفِي ذَلِكَ ٱلْيَوْمِ أُعَاقِبُ كُلَّ ٱلَّذِينَ يَقْفِزُونَ مِنْ فَوْقِ ٱلْعَتَبَةِ، ٱلَّذِينَ يَمْلَأُونَ بَيْتَ سَيِّدِهِمْ ظُلْمًا وَغِشًّا.</w:t>
       </w:r>
     </w:p>
     <w:p>
@@ -462,8 +517,27 @@
       </w:pPr>
       <w:r>
         <w:rPr>
-          <w:lang w:val="ar_AE" w:bidi="ar_AE"/>
-        </w:rPr>
+          <w:rtl/>
+          <w:cs/>
+          <w:lang w:val="ar_AE" w:bidi="ar_AE"/>
+        </w:rPr>
+      </w:r>
+      <w:r>
+        <w:rPr>
+          <w:vertAlign w:val="superscript"/>
+          <w:rtl/>
+          <w:cs/>
+          <w:lang w:val="ar_AE" w:bidi="ar_AE"/>
+        </w:rPr>
+        <w:t>10</w:t>
+      </w:r>
+      <w:r>
+        <w:rPr>
+          <w:rtl/>
+          <w:cs/>
+          <w:lang w:val="ar_AE" w:bidi="ar_AE"/>
+        </w:rPr>
+        <w:t xml:space="preserve"> وَيَكُونُ فِي ذَلِكَ ٱلْيَوْمِ، يَقُولُ ٱلرَّبُّ، صَوْتُ صُرَاخٍ مِنْ بَابِ ٱلسَّمَكِ، وَوَلْوَلَةٌ مِنَ ٱلْقِسْمِ ٱلثَّانِي وَكَسْرٌ عَظِيمٌ مِنَ ٱلْآكَامِ.</w:t>
       </w:r>
     </w:p>
     <w:p>
@@ -472,31 +546,27 @@
       </w:pPr>
       <w:r>
         <w:rPr>
+          <w:rtl/>
+          <w:cs/>
           <w:lang w:val="ar_AE" w:bidi="ar_AE"/>
         </w:rPr>
       </w:r>
       <w:r>
         <w:rPr>
           <w:vertAlign w:val="superscript"/>
-          <w:lang w:val="ar_AE" w:bidi="ar_AE"/>
-        </w:rPr>
-        <w:t>6</w:t>
-      </w:r>
-      <w:r>
-        <w:rPr>
-          <w:lang w:val="ar_AE" w:bidi="ar_AE"/>
-        </w:rPr>
-        <w:t xml:space="preserve"> وَٱلْمُرْتَدِّينَ مِنْ وَرَاءِ ٱلرَّبِّ، وَٱلَّذِينَ لَمْ يَطْلُبُوا ٱلرَّبَّ وَلَا سَأَلُوا عَنْهُ.</w:t>
-      </w:r>
-      <w:r>
-        <w:rPr>
-          <w:lang w:val="ar_AE" w:bidi="ar_AE"/>
-        </w:rPr>
-      </w:r>
-      <w:r>
-        <w:rPr>
-          <w:lang w:val="ar_AE" w:bidi="ar_AE"/>
-        </w:rPr>
+          <w:rtl/>
+          <w:cs/>
+          <w:lang w:val="ar_AE" w:bidi="ar_AE"/>
+        </w:rPr>
+        <w:t>11</w:t>
+      </w:r>
+      <w:r>
+        <w:rPr>
+          <w:rtl/>
+          <w:cs/>
+          <w:lang w:val="ar_AE" w:bidi="ar_AE"/>
+        </w:rPr>
+        <w:t xml:space="preserve"> وَلْوِلُوا يَا سُكَّانَ مَكْتِيشَ، لِأَنَّ كُلَّ شَعْبِ كَنْعَانَ بَادَ. ٱنْقَطَعَ كُلُّ ٱلْحَامِلِينَ ٱلْفِضَّةَ.</w:t>
       </w:r>
     </w:p>
     <w:p>
@@ -505,8 +575,27 @@
       </w:pPr>
       <w:r>
         <w:rPr>
-          <w:lang w:val="ar_AE" w:bidi="ar_AE"/>
-        </w:rPr>
+          <w:rtl/>
+          <w:cs/>
+          <w:lang w:val="ar_AE" w:bidi="ar_AE"/>
+        </w:rPr>
+      </w:r>
+      <w:r>
+        <w:rPr>
+          <w:vertAlign w:val="superscript"/>
+          <w:rtl/>
+          <w:cs/>
+          <w:lang w:val="ar_AE" w:bidi="ar_AE"/>
+        </w:rPr>
+        <w:t>12</w:t>
+      </w:r>
+      <w:r>
+        <w:rPr>
+          <w:rtl/>
+          <w:cs/>
+          <w:lang w:val="ar_AE" w:bidi="ar_AE"/>
+        </w:rPr>
+        <w:t xml:space="preserve"> وَيَكُونُ فِي ذَلِكَ ٱلْوَقْتِ أَنِّي أُفَتِّشُ أُورُشَلِيمَ بِٱلسُّرُجِ، وَأُعَاقِبُ ٱلرِّجَالَ ٱلْجَامِدِينَ عَلَى دُرْدِيِّهِمِ، ٱلْقَائِلِينَ فِي قُلُوبِهِمْ: إِنَّ ٱلرَّبَّ لَا يُحْسِنُ وَلَا يُسِيءُ.</w:t>
       </w:r>
     </w:p>
     <w:p>
@@ -515,31 +604,27 @@
       </w:pPr>
       <w:r>
         <w:rPr>
+          <w:rtl/>
+          <w:cs/>
           <w:lang w:val="ar_AE" w:bidi="ar_AE"/>
         </w:rPr>
       </w:r>
       <w:r>
         <w:rPr>
           <w:vertAlign w:val="superscript"/>
-          <w:lang w:val="ar_AE" w:bidi="ar_AE"/>
-        </w:rPr>
-        <w:t>7</w:t>
-      </w:r>
-      <w:r>
-        <w:rPr>
-          <w:lang w:val="ar_AE" w:bidi="ar_AE"/>
-        </w:rPr>
-        <w:t xml:space="preserve"> «اُسْكُتْ قُدَّامَ ٱلسَّيِّدِ ٱلرَّبِّ، لِأَنَّ يَوْمَ ٱلرَّبِّ قَرِيبٌ. لِأَنَّ ٱلرَّبَّ قَدْ أَعَدَّ ذَبِيحَةً. قَدَّسَ مَدْعُوِّيهِ.</w:t>
-      </w:r>
-      <w:r>
-        <w:rPr>
-          <w:lang w:val="ar_AE" w:bidi="ar_AE"/>
-        </w:rPr>
-      </w:r>
-      <w:r>
-        <w:rPr>
-          <w:lang w:val="ar_AE" w:bidi="ar_AE"/>
-        </w:rPr>
+          <w:rtl/>
+          <w:cs/>
+          <w:lang w:val="ar_AE" w:bidi="ar_AE"/>
+        </w:rPr>
+        <w:t>13</w:t>
+      </w:r>
+      <w:r>
+        <w:rPr>
+          <w:rtl/>
+          <w:cs/>
+          <w:lang w:val="ar_AE" w:bidi="ar_AE"/>
+        </w:rPr>
+        <w:t xml:space="preserve"> فَتَكُونُ ثَرْوَتُهُمْ غَنِيمَةً وَبُيُوتُهُمْ خَرَابًا، وَيَبْنُونَ بُيُوتًا وَلَا يَسْكُنُونَهَا، وَيَغْرِسُونَ كُرُومًا وَلَا يَشْرَبُونَ خَمْرَهَا.</w:t>
       </w:r>
     </w:p>
     <w:p>
@@ -548,8 +633,27 @@
       </w:pPr>
       <w:r>
         <w:rPr>
-          <w:lang w:val="ar_AE" w:bidi="ar_AE"/>
-        </w:rPr>
+          <w:rtl/>
+          <w:cs/>
+          <w:lang w:val="ar_AE" w:bidi="ar_AE"/>
+        </w:rPr>
+      </w:r>
+      <w:r>
+        <w:rPr>
+          <w:vertAlign w:val="superscript"/>
+          <w:rtl/>
+          <w:cs/>
+          <w:lang w:val="ar_AE" w:bidi="ar_AE"/>
+        </w:rPr>
+        <w:t>14</w:t>
+      </w:r>
+      <w:r>
+        <w:rPr>
+          <w:rtl/>
+          <w:cs/>
+          <w:lang w:val="ar_AE" w:bidi="ar_AE"/>
+        </w:rPr>
+        <w:t xml:space="preserve"> «قَرِيبٌ يَوْمُ ٱلرَّبِّ ٱلْعَظِيمِ. قَرِيبٌ وَسَرِيعٌ جِدًّا. صَوْتُ يَوْمِ ٱلرّبِّ. يَصْرُخُ حِينَئِذٍ ٱلْجَبَّارُ مُرًّا.</w:t>
       </w:r>
     </w:p>
     <w:p>
@@ -558,31 +662,27 @@
       </w:pPr>
       <w:r>
         <w:rPr>
+          <w:rtl/>
+          <w:cs/>
           <w:lang w:val="ar_AE" w:bidi="ar_AE"/>
         </w:rPr>
       </w:r>
       <w:r>
         <w:rPr>
           <w:vertAlign w:val="superscript"/>
-          <w:lang w:val="ar_AE" w:bidi="ar_AE"/>
-        </w:rPr>
-        <w:t>8</w:t>
-      </w:r>
-      <w:r>
-        <w:rPr>
-          <w:lang w:val="ar_AE" w:bidi="ar_AE"/>
-        </w:rPr>
-        <w:t xml:space="preserve"> وَيَكُونُ فِي يَوْمِ ذَبِيحَةِ ٱلرَّبِّ أَنِّي أُعَاقِبُ ٱلرُّؤَسَاءَ وَبَنِي ٱلْمَلِكِ وَجَمِيعَ ٱلّلَابِسِينَ لِبَاسًا غَرِيبًا.</w:t>
-      </w:r>
-      <w:r>
-        <w:rPr>
-          <w:lang w:val="ar_AE" w:bidi="ar_AE"/>
-        </w:rPr>
-      </w:r>
-      <w:r>
-        <w:rPr>
-          <w:lang w:val="ar_AE" w:bidi="ar_AE"/>
-        </w:rPr>
+          <w:rtl/>
+          <w:cs/>
+          <w:lang w:val="ar_AE" w:bidi="ar_AE"/>
+        </w:rPr>
+        <w:t>15</w:t>
+      </w:r>
+      <w:r>
+        <w:rPr>
+          <w:rtl/>
+          <w:cs/>
+          <w:lang w:val="ar_AE" w:bidi="ar_AE"/>
+        </w:rPr>
+        <w:t xml:space="preserve"> ذَلِكَ ٱلْيَوْمُ يَوْمُ سَخَطٍ، يَوْمُ ضِيقٍ وَشِدَّةٍ، يَوْمُ خَرَابٍ وَدَمَارٍ، يَوْمُ ظَلَامٍ وَقَتَامٍ، يَوْمُ سَحَابٍ وَضَبَابٍ.</w:t>
       </w:r>
     </w:p>
     <w:p>
@@ -591,8 +691,27 @@
       </w:pPr>
       <w:r>
         <w:rPr>
-          <w:lang w:val="ar_AE" w:bidi="ar_AE"/>
-        </w:rPr>
+          <w:rtl/>
+          <w:cs/>
+          <w:lang w:val="ar_AE" w:bidi="ar_AE"/>
+        </w:rPr>
+      </w:r>
+      <w:r>
+        <w:rPr>
+          <w:vertAlign w:val="superscript"/>
+          <w:rtl/>
+          <w:cs/>
+          <w:lang w:val="ar_AE" w:bidi="ar_AE"/>
+        </w:rPr>
+        <w:t>16</w:t>
+      </w:r>
+      <w:r>
+        <w:rPr>
+          <w:rtl/>
+          <w:cs/>
+          <w:lang w:val="ar_AE" w:bidi="ar_AE"/>
+        </w:rPr>
+        <w:t xml:space="preserve"> يَوْمُ بُوقٍ وَهُتَافٍ علَى ٱلْمُدُنِ ٱلْمُحَصَّنَةِ وَعَلَى ٱلشُّرُفِ ٱلرَّفِيعَةِ.</w:t>
       </w:r>
     </w:p>
     <w:p>
@@ -601,31 +720,27 @@
       </w:pPr>
       <w:r>
         <w:rPr>
+          <w:rtl/>
+          <w:cs/>
           <w:lang w:val="ar_AE" w:bidi="ar_AE"/>
         </w:rPr>
       </w:r>
       <w:r>
         <w:rPr>
           <w:vertAlign w:val="superscript"/>
-          <w:lang w:val="ar_AE" w:bidi="ar_AE"/>
-        </w:rPr>
-        <w:t>9</w:t>
-      </w:r>
-      <w:r>
-        <w:rPr>
-          <w:lang w:val="ar_AE" w:bidi="ar_AE"/>
-        </w:rPr>
-        <w:t xml:space="preserve"> وَفِي ذَلِكَ ٱلْيَوْمِ أُعَاقِبُ كُلَّ ٱلَّذِينَ يَقْفِزُونَ مِنْ فَوْقِ ٱلْعَتَبَةِ، ٱلَّذِينَ يَمْلَأُونَ بَيْتَ سَيِّدِهِمْ ظُلْمًا وَغِشًّا.</w:t>
-      </w:r>
-      <w:r>
-        <w:rPr>
-          <w:lang w:val="ar_AE" w:bidi="ar_AE"/>
-        </w:rPr>
-      </w:r>
-      <w:r>
-        <w:rPr>
-          <w:lang w:val="ar_AE" w:bidi="ar_AE"/>
-        </w:rPr>
+          <w:rtl/>
+          <w:cs/>
+          <w:lang w:val="ar_AE" w:bidi="ar_AE"/>
+        </w:rPr>
+        <w:t>17</w:t>
+      </w:r>
+      <w:r>
+        <w:rPr>
+          <w:rtl/>
+          <w:cs/>
+          <w:lang w:val="ar_AE" w:bidi="ar_AE"/>
+        </w:rPr>
+        <w:t xml:space="preserve"> وَأُضَايِقُ ٱلنَّاسَ فَيَمْشُونَ كَٱلْعُمْيِ، لِأَنَّهُمْ أَخْطَأُوا إِلَى ٱلرَّبِّ، فَيُسْفَحُ دَمُهُمْ كَٱلتُّرَابِ وَلَحْمُهُمْ كَٱلْجِلَّةِ.</w:t>
       </w:r>
     </w:p>
     <w:p>
@@ -634,395 +749,27 @@
       </w:pPr>
       <w:r>
         <w:rPr>
-          <w:lang w:val="ar_AE" w:bidi="ar_AE"/>
-        </w:rPr>
-      </w:r>
-    </w:p>
-    <w:p>
-      <w:pPr>
-        <w:bidi/>
-      </w:pPr>
-      <w:r>
-        <w:rPr>
+          <w:rtl/>
+          <w:cs/>
           <w:lang w:val="ar_AE" w:bidi="ar_AE"/>
         </w:rPr>
       </w:r>
       <w:r>
         <w:rPr>
           <w:vertAlign w:val="superscript"/>
-          <w:lang w:val="ar_AE" w:bidi="ar_AE"/>
-        </w:rPr>
-        <w:t>10</w:t>
-      </w:r>
-      <w:r>
-        <w:rPr>
-          <w:lang w:val="ar_AE" w:bidi="ar_AE"/>
-        </w:rPr>
-        <w:t xml:space="preserve"> وَيَكُونُ فِي ذَلِكَ ٱلْيَوْمِ، يَقُولُ ٱلرَّبُّ، صَوْتُ صُرَاخٍ مِنْ بَابِ ٱلسَّمَكِ، وَوَلْوَلَةٌ مِنَ ٱلْقِسْمِ ٱلثَّانِي وَكَسْرٌ عَظِيمٌ مِنَ ٱلْآكَامِ.</w:t>
-      </w:r>
-      <w:r>
-        <w:rPr>
-          <w:lang w:val="ar_AE" w:bidi="ar_AE"/>
-        </w:rPr>
-      </w:r>
-      <w:r>
-        <w:rPr>
-          <w:lang w:val="ar_AE" w:bidi="ar_AE"/>
-        </w:rPr>
-      </w:r>
-    </w:p>
-    <w:p>
-      <w:pPr>
-        <w:bidi/>
-      </w:pPr>
-      <w:r>
-        <w:rPr>
-          <w:lang w:val="ar_AE" w:bidi="ar_AE"/>
-        </w:rPr>
-      </w:r>
-    </w:p>
-    <w:p>
-      <w:pPr>
-        <w:bidi/>
-      </w:pPr>
-      <w:r>
-        <w:rPr>
-          <w:lang w:val="ar_AE" w:bidi="ar_AE"/>
-        </w:rPr>
-      </w:r>
-      <w:r>
-        <w:rPr>
-          <w:vertAlign w:val="superscript"/>
-          <w:lang w:val="ar_AE" w:bidi="ar_AE"/>
-        </w:rPr>
-        <w:t>11</w:t>
-      </w:r>
-      <w:r>
-        <w:rPr>
-          <w:lang w:val="ar_AE" w:bidi="ar_AE"/>
-        </w:rPr>
-        <w:t xml:space="preserve"> وَلْوِلُوا يَا سُكَّانَ مَكْتِيشَ، لِأَنَّ كُلَّ شَعْبِ كَنْعَانَ بَادَ. ٱنْقَطَعَ كُلُّ ٱلْحَامِلِينَ ٱلْفِضَّةَ.</w:t>
-      </w:r>
-      <w:r>
-        <w:rPr>
-          <w:lang w:val="ar_AE" w:bidi="ar_AE"/>
-        </w:rPr>
-      </w:r>
-      <w:r>
-        <w:rPr>
-          <w:lang w:val="ar_AE" w:bidi="ar_AE"/>
-        </w:rPr>
-      </w:r>
-    </w:p>
-    <w:p>
-      <w:pPr>
-        <w:bidi/>
-      </w:pPr>
-      <w:r>
-        <w:rPr>
-          <w:lang w:val="ar_AE" w:bidi="ar_AE"/>
-        </w:rPr>
-      </w:r>
-    </w:p>
-    <w:p>
-      <w:pPr>
-        <w:bidi/>
-      </w:pPr>
-      <w:r>
-        <w:rPr>
-          <w:lang w:val="ar_AE" w:bidi="ar_AE"/>
-        </w:rPr>
-      </w:r>
-      <w:r>
-        <w:rPr>
-          <w:vertAlign w:val="superscript"/>
-          <w:lang w:val="ar_AE" w:bidi="ar_AE"/>
-        </w:rPr>
-        <w:t>12</w:t>
-      </w:r>
-      <w:r>
-        <w:rPr>
-          <w:lang w:val="ar_AE" w:bidi="ar_AE"/>
-        </w:rPr>
-        <w:t xml:space="preserve"> وَيَكُونُ فِي ذَلِكَ ٱلْوَقْتِ أَنِّي أُفَتِّشُ أُورُشَلِيمَ بِٱلسُّرُجِ، وَأُعَاقِبُ ٱلرِّجَالَ ٱلْجَامِدِينَ عَلَى دُرْدِيِّهِمِ، ٱلْقَائِلِينَ فِي قُلُوبِهِمْ: إِنَّ ٱلرَّبَّ لَا يُحْسِنُ وَلَا يُسِيءُ.</w:t>
-      </w:r>
-      <w:r>
-        <w:rPr>
-          <w:lang w:val="ar_AE" w:bidi="ar_AE"/>
-        </w:rPr>
-      </w:r>
-      <w:r>
-        <w:rPr>
-          <w:lang w:val="ar_AE" w:bidi="ar_AE"/>
-        </w:rPr>
-      </w:r>
-    </w:p>
-    <w:p>
-      <w:pPr>
-        <w:bidi/>
-      </w:pPr>
-      <w:r>
-        <w:rPr>
-          <w:lang w:val="ar_AE" w:bidi="ar_AE"/>
-        </w:rPr>
-      </w:r>
-    </w:p>
-    <w:p>
-      <w:pPr>
-        <w:bidi/>
-      </w:pPr>
-      <w:r>
-        <w:rPr>
-          <w:lang w:val="ar_AE" w:bidi="ar_AE"/>
-        </w:rPr>
-      </w:r>
-      <w:r>
-        <w:rPr>
-          <w:vertAlign w:val="superscript"/>
-          <w:lang w:val="ar_AE" w:bidi="ar_AE"/>
-        </w:rPr>
-        <w:t>13</w:t>
-      </w:r>
-      <w:r>
-        <w:rPr>
-          <w:lang w:val="ar_AE" w:bidi="ar_AE"/>
-        </w:rPr>
-        <w:t xml:space="preserve"> فَتَكُونُ ثَرْوَتُهُمْ غَنِيمَةً وَبُيُوتُهُمْ خَرَابًا، وَيَبْنُونَ بُيُوتًا وَلَا يَسْكُنُونَهَا، وَيَغْرِسُونَ كُرُومًا وَلَا يَشْرَبُونَ خَمْرَهَا.</w:t>
-      </w:r>
-      <w:r>
-        <w:rPr>
-          <w:lang w:val="ar_AE" w:bidi="ar_AE"/>
-        </w:rPr>
-      </w:r>
-      <w:r>
-        <w:rPr>
-          <w:lang w:val="ar_AE" w:bidi="ar_AE"/>
-        </w:rPr>
-      </w:r>
-    </w:p>
-    <w:p>
-      <w:pPr>
-        <w:bidi/>
-      </w:pPr>
-      <w:r>
-        <w:rPr>
-          <w:lang w:val="ar_AE" w:bidi="ar_AE"/>
-        </w:rPr>
-      </w:r>
-    </w:p>
-    <w:p>
-      <w:pPr>
-        <w:bidi/>
-      </w:pPr>
-      <w:r>
-        <w:rPr>
-          <w:lang w:val="ar_AE" w:bidi="ar_AE"/>
-        </w:rPr>
-      </w:r>
-      <w:r>
-        <w:rPr>
-          <w:vertAlign w:val="superscript"/>
-          <w:lang w:val="ar_AE" w:bidi="ar_AE"/>
-        </w:rPr>
-        <w:t>14</w:t>
-      </w:r>
-      <w:r>
-        <w:rPr>
-          <w:lang w:val="ar_AE" w:bidi="ar_AE"/>
-        </w:rPr>
-        <w:t xml:space="preserve"> «قَرِيبٌ يَوْمُ ٱلرَّبِّ ٱلْعَظِيمِ. قَرِيبٌ وَسَرِيعٌ جِدًّا. صَوْتُ يَوْمِ ٱلرّبِّ. يَصْرُخُ حِينَئِذٍ ٱلْجَبَّارُ مُرًّا.</w:t>
-      </w:r>
-      <w:r>
-        <w:rPr>
-          <w:lang w:val="ar_AE" w:bidi="ar_AE"/>
-        </w:rPr>
-      </w:r>
-      <w:r>
-        <w:rPr>
-          <w:lang w:val="ar_AE" w:bidi="ar_AE"/>
-        </w:rPr>
-      </w:r>
-    </w:p>
-    <w:p>
-      <w:pPr>
-        <w:bidi/>
-      </w:pPr>
-      <w:r>
-        <w:rPr>
-          <w:lang w:val="ar_AE" w:bidi="ar_AE"/>
-        </w:rPr>
-      </w:r>
-    </w:p>
-    <w:p>
-      <w:pPr>
-        <w:bidi/>
-      </w:pPr>
-      <w:r>
-        <w:rPr>
-          <w:lang w:val="ar_AE" w:bidi="ar_AE"/>
-        </w:rPr>
-      </w:r>
-      <w:r>
-        <w:rPr>
-          <w:vertAlign w:val="superscript"/>
-          <w:lang w:val="ar_AE" w:bidi="ar_AE"/>
-        </w:rPr>
-        <w:t>15</w:t>
-      </w:r>
-      <w:r>
-        <w:rPr>
-          <w:lang w:val="ar_AE" w:bidi="ar_AE"/>
-        </w:rPr>
-        <w:t xml:space="preserve"> ذَلِكَ ٱلْيَوْمُ يَوْمُ سَخَطٍ، يَوْمُ ضِيقٍ وَشِدَّةٍ، يَوْمُ خَرَابٍ وَدَمَارٍ، يَوْمُ ظَلَامٍ وَقَتَامٍ، يَوْمُ سَحَابٍ وَضَبَابٍ.</w:t>
-      </w:r>
-      <w:r>
-        <w:rPr>
-          <w:lang w:val="ar_AE" w:bidi="ar_AE"/>
-        </w:rPr>
-      </w:r>
-      <w:r>
-        <w:rPr>
-          <w:lang w:val="ar_AE" w:bidi="ar_AE"/>
-        </w:rPr>
-      </w:r>
-    </w:p>
-    <w:p>
-      <w:pPr>
-        <w:bidi/>
-      </w:pPr>
-      <w:r>
-        <w:rPr>
-          <w:lang w:val="ar_AE" w:bidi="ar_AE"/>
-        </w:rPr>
-      </w:r>
-    </w:p>
-    <w:p>
-      <w:pPr>
-        <w:bidi/>
-      </w:pPr>
-      <w:r>
-        <w:rPr>
-          <w:lang w:val="ar_AE" w:bidi="ar_AE"/>
-        </w:rPr>
-      </w:r>
-      <w:r>
-        <w:rPr>
-          <w:vertAlign w:val="superscript"/>
-          <w:lang w:val="ar_AE" w:bidi="ar_AE"/>
-        </w:rPr>
-        <w:t>16</w:t>
-      </w:r>
-      <w:r>
-        <w:rPr>
-          <w:lang w:val="ar_AE" w:bidi="ar_AE"/>
-        </w:rPr>
-        <w:t xml:space="preserve"> يَوْمُ بُوقٍ وَهُتَافٍ علَى ٱلْمُدُنِ ٱلْمُحَصَّنَةِ وَعَلَى ٱلشُّرُفِ ٱلرَّفِيعَةِ.</w:t>
-      </w:r>
-      <w:r>
-        <w:rPr>
-          <w:lang w:val="ar_AE" w:bidi="ar_AE"/>
-        </w:rPr>
-      </w:r>
-      <w:r>
-        <w:rPr>
-          <w:lang w:val="ar_AE" w:bidi="ar_AE"/>
-        </w:rPr>
-      </w:r>
-    </w:p>
-    <w:p>
-      <w:pPr>
-        <w:bidi/>
-      </w:pPr>
-      <w:r>
-        <w:rPr>
-          <w:lang w:val="ar_AE" w:bidi="ar_AE"/>
-        </w:rPr>
-      </w:r>
-    </w:p>
-    <w:p>
-      <w:pPr>
-        <w:bidi/>
-      </w:pPr>
-      <w:r>
-        <w:rPr>
-          <w:lang w:val="ar_AE" w:bidi="ar_AE"/>
-        </w:rPr>
-      </w:r>
-      <w:r>
-        <w:rPr>
-          <w:vertAlign w:val="superscript"/>
-          <w:lang w:val="ar_AE" w:bidi="ar_AE"/>
-        </w:rPr>
-        <w:t>17</w:t>
-      </w:r>
-      <w:r>
-        <w:rPr>
-          <w:lang w:val="ar_AE" w:bidi="ar_AE"/>
-        </w:rPr>
-        <w:t xml:space="preserve"> وَأُضَايِقُ ٱلنَّاسَ فَيَمْشُونَ كَٱلْعُمْيِ، لِأَنَّهُمْ أَخْطَأُوا إِلَى ٱلرَّبِّ، فَيُسْفَحُ دَمُهُمْ كَٱلتُّرَابِ وَلَحْمُهُمْ كَٱلْجِلَّةِ.</w:t>
-      </w:r>
-      <w:r>
-        <w:rPr>
-          <w:lang w:val="ar_AE" w:bidi="ar_AE"/>
-        </w:rPr>
-      </w:r>
-      <w:r>
-        <w:rPr>
-          <w:lang w:val="ar_AE" w:bidi="ar_AE"/>
-        </w:rPr>
-      </w:r>
-    </w:p>
-    <w:p>
-      <w:pPr>
-        <w:bidi/>
-      </w:pPr>
-      <w:r>
-        <w:rPr>
-          <w:lang w:val="ar_AE" w:bidi="ar_AE"/>
-        </w:rPr>
-      </w:r>
-    </w:p>
-    <w:p>
-      <w:pPr>
-        <w:bidi/>
-      </w:pPr>
-      <w:r>
-        <w:rPr>
-          <w:lang w:val="ar_AE" w:bidi="ar_AE"/>
-        </w:rPr>
-      </w:r>
-      <w:r>
-        <w:rPr>
-          <w:vertAlign w:val="superscript"/>
+          <w:rtl/>
+          <w:cs/>
           <w:lang w:val="ar_AE" w:bidi="ar_AE"/>
         </w:rPr>
         <w:t>18</w:t>
       </w:r>
       <w:r>
         <w:rPr>
+          <w:rtl/>
+          <w:cs/>
           <w:lang w:val="ar_AE" w:bidi="ar_AE"/>
         </w:rPr>
         <w:t xml:space="preserve"> لَا فِضَّتُهُمْ وَلَا ذَهَبُهُمْ يَسْتَطِيعُ إِنْقَاذَهُمْ في يَوْمِ غَضَبِ ٱلرَّبِّ، بَلْ بِنَارِ غَيْرَتِهِ تُؤْكَلُ ٱلْأَرْضُ كُلُّهَا، لِأَنَّهُ يَصْنَعُ فَنَاءً بَاغِتًا لِكُلِّ سُكَّانِ ٱلْأَرْضِ».</w:t>
-      </w:r>
-      <w:r>
-        <w:rPr>
-          <w:lang w:val="ar_AE" w:bidi="ar_AE"/>
-        </w:rPr>
-      </w:r>
-      <w:r>
-        <w:rPr>
-          <w:lang w:val="ar_AE" w:bidi="ar_AE"/>
-        </w:rPr>
-      </w:r>
-    </w:p>
-    <w:p>
-      <w:pPr>
-        <w:bidi/>
-      </w:pPr>
-      <w:r>
-        <w:rPr>
-          <w:lang w:val="ar_AE" w:bidi="ar_AE"/>
-        </w:rPr>
       </w:r>
     </w:p>
     <w:p>
@@ -1032,12 +779,16 @@
       </w:pPr>
       <w:r>
         <w:rPr>
+          <w:rtl/>
+          <w:cs/>
           <w:lang w:val="ar_AE" w:bidi="ar_AE"/>
         </w:rPr>
         <w:t>Zephaniah 2:1</w:t>
       </w:r>
       <w:r>
         <w:rPr>
+          <w:rtl/>
+          <w:cs/>
           <w:lang w:val="ar_AE" w:bidi="ar_AE"/>
         </w:rPr>
       </w:r>
@@ -1048,32 +799,28 @@
       </w:pPr>
       <w:r>
         <w:rPr>
+          <w:rtl/>
+          <w:cs/>
           <w:lang w:val="ar_AE" w:bidi="ar_AE"/>
         </w:rPr>
       </w:r>
       <w:r>
         <w:rPr>
           <w:vertAlign w:val="superscript"/>
+          <w:rtl/>
+          <w:cs/>
           <w:lang w:val="ar_AE" w:bidi="ar_AE"/>
         </w:rPr>
         <w:t>1</w:t>
       </w:r>
       <w:r>
         <w:rPr>
+          <w:rtl/>
+          <w:cs/>
           <w:lang w:val="ar_AE" w:bidi="ar_AE"/>
         </w:rPr>
         <w:t xml:space="preserve"> تَجَمَّعِي وَٱجْتَمِعِي يَا أَيَّتُهَا ٱلْأُمَّةُ غَيْرُ ٱلْمُسْتَحِيَةِ.</w:t>
       </w:r>
-      <w:r>
-        <w:rPr>
-          <w:lang w:val="ar_AE" w:bidi="ar_AE"/>
-        </w:rPr>
-      </w:r>
-      <w:r>
-        <w:rPr>
-          <w:lang w:val="ar_AE" w:bidi="ar_AE"/>
-        </w:rPr>
-      </w:r>
     </w:p>
     <w:p>
       <w:pPr>
@@ -1081,8 +828,27 @@
       </w:pPr>
       <w:r>
         <w:rPr>
-          <w:lang w:val="ar_AE" w:bidi="ar_AE"/>
-        </w:rPr>
+          <w:rtl/>
+          <w:cs/>
+          <w:lang w:val="ar_AE" w:bidi="ar_AE"/>
+        </w:rPr>
+      </w:r>
+      <w:r>
+        <w:rPr>
+          <w:vertAlign w:val="superscript"/>
+          <w:rtl/>
+          <w:cs/>
+          <w:lang w:val="ar_AE" w:bidi="ar_AE"/>
+        </w:rPr>
+        <w:t>2</w:t>
+      </w:r>
+      <w:r>
+        <w:rPr>
+          <w:rtl/>
+          <w:cs/>
+          <w:lang w:val="ar_AE" w:bidi="ar_AE"/>
+        </w:rPr>
+        <w:t xml:space="preserve"> قَبْلَ وِلَادَةِ ٱلْقَضَاءِ. كَٱلْعُصَافَةِ عَبَرَ ٱلْيَوْمُ. قَبْلَ أَنْ يَأْتِيَ عَلَيْكُمْ حُمُوُّ غَضَبِ ٱلرَّبِّ، قَبْلَ أَنْ يَأْتِيَ عَلَيْكُمْ يَوْمُ سَخَطِ ٱلرَّبِّ.</w:t>
       </w:r>
     </w:p>
     <w:p>
@@ -1091,31 +857,27 @@
       </w:pPr>
       <w:r>
         <w:rPr>
+          <w:rtl/>
+          <w:cs/>
           <w:lang w:val="ar_AE" w:bidi="ar_AE"/>
         </w:rPr>
       </w:r>
       <w:r>
         <w:rPr>
           <w:vertAlign w:val="superscript"/>
-          <w:lang w:val="ar_AE" w:bidi="ar_AE"/>
-        </w:rPr>
-        <w:t>2</w:t>
-      </w:r>
-      <w:r>
-        <w:rPr>
-          <w:lang w:val="ar_AE" w:bidi="ar_AE"/>
-        </w:rPr>
-        <w:t xml:space="preserve"> قَبْلَ وِلَادَةِ ٱلْقَضَاءِ. كَٱلْعُصَافَةِ عَبَرَ ٱلْيَوْمُ. قَبْلَ أَنْ يَأْتِيَ عَلَيْكُمْ حُمُوُّ غَضَبِ ٱلرَّبِّ، قَبْلَ أَنْ يَأْتِيَ عَلَيْكُمْ يَوْمُ سَخَطِ ٱلرَّبِّ.</w:t>
-      </w:r>
-      <w:r>
-        <w:rPr>
-          <w:lang w:val="ar_AE" w:bidi="ar_AE"/>
-        </w:rPr>
-      </w:r>
-      <w:r>
-        <w:rPr>
-          <w:lang w:val="ar_AE" w:bidi="ar_AE"/>
-        </w:rPr>
+          <w:rtl/>
+          <w:cs/>
+          <w:lang w:val="ar_AE" w:bidi="ar_AE"/>
+        </w:rPr>
+        <w:t>3</w:t>
+      </w:r>
+      <w:r>
+        <w:rPr>
+          <w:rtl/>
+          <w:cs/>
+          <w:lang w:val="ar_AE" w:bidi="ar_AE"/>
+        </w:rPr>
+        <w:t xml:space="preserve"> أُطْلُبُوا ٱلرَّبَّ، يَا جَمِيعَ بَائِسِي ٱلْأَرْضِ ٱلَّذِينَ فَعَلُوا حُكْمَهُ. ٱطْلُبُوا ٱلْبِرَّ. ٱطْلُبُوا ٱلتَّوَاضُعَ. لَعَلَّكُمْ تُسْتَرُونَ فِي يَوْمِ سَخَطِ ٱلرَّبِّ.</w:t>
       </w:r>
     </w:p>
     <w:p>
@@ -1124,8 +886,27 @@
       </w:pPr>
       <w:r>
         <w:rPr>
-          <w:lang w:val="ar_AE" w:bidi="ar_AE"/>
-        </w:rPr>
+          <w:rtl/>
+          <w:cs/>
+          <w:lang w:val="ar_AE" w:bidi="ar_AE"/>
+        </w:rPr>
+      </w:r>
+      <w:r>
+        <w:rPr>
+          <w:vertAlign w:val="superscript"/>
+          <w:rtl/>
+          <w:cs/>
+          <w:lang w:val="ar_AE" w:bidi="ar_AE"/>
+        </w:rPr>
+        <w:t>4</w:t>
+      </w:r>
+      <w:r>
+        <w:rPr>
+          <w:rtl/>
+          <w:cs/>
+          <w:lang w:val="ar_AE" w:bidi="ar_AE"/>
+        </w:rPr>
+        <w:t xml:space="preserve"> لِأَنَّ غَزَّةَ تَكُونُ مَتْرُوكَةً، وَأَشْقَلُونَ لِلْخَرَابِ. أَشْدُودُ عِنْدَ ٱلظَّهِيرَةِ يَطْرُدُونَهَا، وَعَقْرُونُ تُسْتَأْصَلُ.</w:t>
       </w:r>
     </w:p>
     <w:p>
@@ -1134,31 +915,27 @@
       </w:pPr>
       <w:r>
         <w:rPr>
+          <w:rtl/>
+          <w:cs/>
           <w:lang w:val="ar_AE" w:bidi="ar_AE"/>
         </w:rPr>
       </w:r>
       <w:r>
         <w:rPr>
           <w:vertAlign w:val="superscript"/>
-          <w:lang w:val="ar_AE" w:bidi="ar_AE"/>
-        </w:rPr>
-        <w:t>3</w:t>
-      </w:r>
-      <w:r>
-        <w:rPr>
-          <w:lang w:val="ar_AE" w:bidi="ar_AE"/>
-        </w:rPr>
-        <w:t xml:space="preserve"> أُطْلُبُوا ٱلرَّبَّ، يَا جَمِيعَ بَائِسِي ٱلْأَرْضِ ٱلَّذِينَ فَعَلُوا حُكْمَهُ. ٱطْلُبُوا ٱلْبِرَّ. ٱطْلُبُوا ٱلتَّوَاضُعَ. لَعَلَّكُمْ تُسْتَرُونَ فِي يَوْمِ سَخَطِ ٱلرَّبِّ.</w:t>
-      </w:r>
-      <w:r>
-        <w:rPr>
-          <w:lang w:val="ar_AE" w:bidi="ar_AE"/>
-        </w:rPr>
-      </w:r>
-      <w:r>
-        <w:rPr>
-          <w:lang w:val="ar_AE" w:bidi="ar_AE"/>
-        </w:rPr>
+          <w:rtl/>
+          <w:cs/>
+          <w:lang w:val="ar_AE" w:bidi="ar_AE"/>
+        </w:rPr>
+        <w:t>5</w:t>
+      </w:r>
+      <w:r>
+        <w:rPr>
+          <w:rtl/>
+          <w:cs/>
+          <w:lang w:val="ar_AE" w:bidi="ar_AE"/>
+        </w:rPr>
+        <w:t xml:space="preserve"> وَيْلٌ لِسُكَّانِ سَاحِلِ ٱلْبَحْرِ أُمَّةِ ٱلْكِرِيتِيِّينَ! كَلِمَةُ ٱلرَّبِّ عَلَيْكُمْ: «يَا كَنْعَانُ أَرْضَ ٱلْفِلِسْطِينِيِّينَ، إِنِّي أَخْرِبُكِ بِلَا سَاكِنٍ».</w:t>
       </w:r>
     </w:p>
     <w:p>
@@ -1167,8 +944,27 @@
       </w:pPr>
       <w:r>
         <w:rPr>
-          <w:lang w:val="ar_AE" w:bidi="ar_AE"/>
-        </w:rPr>
+          <w:rtl/>
+          <w:cs/>
+          <w:lang w:val="ar_AE" w:bidi="ar_AE"/>
+        </w:rPr>
+      </w:r>
+      <w:r>
+        <w:rPr>
+          <w:vertAlign w:val="superscript"/>
+          <w:rtl/>
+          <w:cs/>
+          <w:lang w:val="ar_AE" w:bidi="ar_AE"/>
+        </w:rPr>
+        <w:t>6</w:t>
+      </w:r>
+      <w:r>
+        <w:rPr>
+          <w:rtl/>
+          <w:cs/>
+          <w:lang w:val="ar_AE" w:bidi="ar_AE"/>
+        </w:rPr>
+        <w:t xml:space="preserve"> وَيَكُونُ سَاحِلُ ٱلْبَحْرِ مَرْعًى بِآبَارٍ لِلرُّعَاةِ وَحَظَائِرَ لِلْغَنَمِ.</w:t>
       </w:r>
     </w:p>
     <w:p>
@@ -1177,31 +973,27 @@
       </w:pPr>
       <w:r>
         <w:rPr>
+          <w:rtl/>
+          <w:cs/>
           <w:lang w:val="ar_AE" w:bidi="ar_AE"/>
         </w:rPr>
       </w:r>
       <w:r>
         <w:rPr>
           <w:vertAlign w:val="superscript"/>
-          <w:lang w:val="ar_AE" w:bidi="ar_AE"/>
-        </w:rPr>
-        <w:t>4</w:t>
-      </w:r>
-      <w:r>
-        <w:rPr>
-          <w:lang w:val="ar_AE" w:bidi="ar_AE"/>
-        </w:rPr>
-        <w:t xml:space="preserve"> لِأَنَّ غَزَّةَ تَكُونُ مَتْرُوكَةً، وَأَشْقَلُونَ لِلْخَرَابِ. أَشْدُودُ عِنْدَ ٱلظَّهِيرَةِ يَطْرُدُونَهَا، وَعَقْرُونُ تُسْتَأْصَلُ.</w:t>
-      </w:r>
-      <w:r>
-        <w:rPr>
-          <w:lang w:val="ar_AE" w:bidi="ar_AE"/>
-        </w:rPr>
-      </w:r>
-      <w:r>
-        <w:rPr>
-          <w:lang w:val="ar_AE" w:bidi="ar_AE"/>
-        </w:rPr>
+          <w:rtl/>
+          <w:cs/>
+          <w:lang w:val="ar_AE" w:bidi="ar_AE"/>
+        </w:rPr>
+        <w:t>7</w:t>
+      </w:r>
+      <w:r>
+        <w:rPr>
+          <w:rtl/>
+          <w:cs/>
+          <w:lang w:val="ar_AE" w:bidi="ar_AE"/>
+        </w:rPr>
+        <w:t xml:space="preserve"> وَيَكُونُ ٱلسَّاحِلُ لِبَقِيَّةِ بَيْتِ يَهُوذَا. عَلَيْهِ يَرْعَوْنَ. فِي بُيُوتِ أَشْقَلُونَ عِنْدَ ٱلْمَسَاءِ يَرْبُضُونَ، لِأَنَّ ٱلرَّبَّ إِلَهَهُمْ يَتَعَهَّدُهُمْ وَيَرُدُّ سَبْيَهُمْ.</w:t>
       </w:r>
     </w:p>
     <w:p>
@@ -1210,8 +1002,27 @@
       </w:pPr>
       <w:r>
         <w:rPr>
-          <w:lang w:val="ar_AE" w:bidi="ar_AE"/>
-        </w:rPr>
+          <w:rtl/>
+          <w:cs/>
+          <w:lang w:val="ar_AE" w:bidi="ar_AE"/>
+        </w:rPr>
+      </w:r>
+      <w:r>
+        <w:rPr>
+          <w:vertAlign w:val="superscript"/>
+          <w:rtl/>
+          <w:cs/>
+          <w:lang w:val="ar_AE" w:bidi="ar_AE"/>
+        </w:rPr>
+        <w:t>8</w:t>
+      </w:r>
+      <w:r>
+        <w:rPr>
+          <w:rtl/>
+          <w:cs/>
+          <w:lang w:val="ar_AE" w:bidi="ar_AE"/>
+        </w:rPr>
+        <w:t xml:space="preserve"> «قَدْ سَمِعْتُ تَعْيِيرَ مُوآبَ وَتَجَادِيفَ بَنِي عَمُّونَ ٱلَّتِي بِهَا عَيَّرُوا شَعْبِي، وَتَعَظَّمُوا عَلَى تُخُمِهِمْ.</w:t>
       </w:r>
     </w:p>
     <w:p>
@@ -1220,31 +1031,27 @@
       </w:pPr>
       <w:r>
         <w:rPr>
+          <w:rtl/>
+          <w:cs/>
           <w:lang w:val="ar_AE" w:bidi="ar_AE"/>
         </w:rPr>
       </w:r>
       <w:r>
         <w:rPr>
           <w:vertAlign w:val="superscript"/>
-          <w:lang w:val="ar_AE" w:bidi="ar_AE"/>
-        </w:rPr>
-        <w:t>5</w:t>
-      </w:r>
-      <w:r>
-        <w:rPr>
-          <w:lang w:val="ar_AE" w:bidi="ar_AE"/>
-        </w:rPr>
-        <w:t xml:space="preserve"> وَيْلٌ لِسُكَّانِ سَاحِلِ ٱلْبَحْرِ أُمَّةِ ٱلْكِرِيتِيِّينَ! كَلِمَةُ ٱلرَّبِّ عَلَيْكُمْ: «يَا كَنْعَانُ أَرْضَ ٱلْفِلِسْطِينِيِّينَ، إِنِّي أَخْرِبُكِ بِلَا سَاكِنٍ».</w:t>
-      </w:r>
-      <w:r>
-        <w:rPr>
-          <w:lang w:val="ar_AE" w:bidi="ar_AE"/>
-        </w:rPr>
-      </w:r>
-      <w:r>
-        <w:rPr>
-          <w:lang w:val="ar_AE" w:bidi="ar_AE"/>
-        </w:rPr>
+          <w:rtl/>
+          <w:cs/>
+          <w:lang w:val="ar_AE" w:bidi="ar_AE"/>
+        </w:rPr>
+        <w:t>9</w:t>
+      </w:r>
+      <w:r>
+        <w:rPr>
+          <w:rtl/>
+          <w:cs/>
+          <w:lang w:val="ar_AE" w:bidi="ar_AE"/>
+        </w:rPr>
+        <w:t xml:space="preserve"> فَلِذَلِكَ حَيٌّ أَنَا، يَقُولُ رَبُّ ٱلْجُنُودِ إِلَهُ إِسْرَائِيلَ، إِنَّ مُوآبَ تَكُونُ كَسَدُومَ وَبَنِي عَمُّونَ كَعَمُورَةَ، مِلْكَ ٱلْقَرِيصِ، وَحُفْرَةَ مِلْحٍ، وَخَرَابًا إِلَى ٱلْأَبَدِ. تَنْهَبُهُمْ بَقِيَّةُ شَعْبِي، وَبَقِيَّةُ أُمَّتِي تَمْتَلِكُهُمْ».</w:t>
       </w:r>
     </w:p>
     <w:p>
@@ -1253,8 +1060,27 @@
       </w:pPr>
       <w:r>
         <w:rPr>
-          <w:lang w:val="ar_AE" w:bidi="ar_AE"/>
-        </w:rPr>
+          <w:rtl/>
+          <w:cs/>
+          <w:lang w:val="ar_AE" w:bidi="ar_AE"/>
+        </w:rPr>
+      </w:r>
+      <w:r>
+        <w:rPr>
+          <w:vertAlign w:val="superscript"/>
+          <w:rtl/>
+          <w:cs/>
+          <w:lang w:val="ar_AE" w:bidi="ar_AE"/>
+        </w:rPr>
+        <w:t>10</w:t>
+      </w:r>
+      <w:r>
+        <w:rPr>
+          <w:rtl/>
+          <w:cs/>
+          <w:lang w:val="ar_AE" w:bidi="ar_AE"/>
+        </w:rPr>
+        <w:t xml:space="preserve"> هَذَا لَهُمْ عِوَضُ تَكَبُّرِهِمْ، لِأَنَّهُمْ عَيَّرُوا وَتَعَظَّمُوا عَلَى شَعْبِ رَبِّ ٱلْجُنُودِ.</w:t>
       </w:r>
     </w:p>
     <w:p>
@@ -1263,31 +1089,27 @@
       </w:pPr>
       <w:r>
         <w:rPr>
+          <w:rtl/>
+          <w:cs/>
           <w:lang w:val="ar_AE" w:bidi="ar_AE"/>
         </w:rPr>
       </w:r>
       <w:r>
         <w:rPr>
           <w:vertAlign w:val="superscript"/>
-          <w:lang w:val="ar_AE" w:bidi="ar_AE"/>
-        </w:rPr>
-        <w:t>6</w:t>
-      </w:r>
-      <w:r>
-        <w:rPr>
-          <w:lang w:val="ar_AE" w:bidi="ar_AE"/>
-        </w:rPr>
-        <w:t xml:space="preserve"> وَيَكُونُ سَاحِلُ ٱلْبَحْرِ مَرْعًى بِآبَارٍ لِلرُّعَاةِ وَحَظَائِرَ لِلْغَنَمِ.</w:t>
-      </w:r>
-      <w:r>
-        <w:rPr>
-          <w:lang w:val="ar_AE" w:bidi="ar_AE"/>
-        </w:rPr>
-      </w:r>
-      <w:r>
-        <w:rPr>
-          <w:lang w:val="ar_AE" w:bidi="ar_AE"/>
-        </w:rPr>
+          <w:rtl/>
+          <w:cs/>
+          <w:lang w:val="ar_AE" w:bidi="ar_AE"/>
+        </w:rPr>
+        <w:t>11</w:t>
+      </w:r>
+      <w:r>
+        <w:rPr>
+          <w:rtl/>
+          <w:cs/>
+          <w:lang w:val="ar_AE" w:bidi="ar_AE"/>
+        </w:rPr>
+        <w:t xml:space="preserve"> ٱلرَّبُّ مُخِيفٌ إِلَيْهِمْ، لِأَنَّهُ يُهْزِلُ جَمِيعَ آلِهَةِ ٱلْأَرْضِ، فَسَيَسْجُدُ لَهُ ٱلنَّاسُ، كُلُّ وَاحِدٍ مِنْ مَكَانِهِ، كُلُّ جَزَائِرِ ٱلْأُمَمِ.</w:t>
       </w:r>
     </w:p>
     <w:p>
@@ -1296,8 +1118,27 @@
       </w:pPr>
       <w:r>
         <w:rPr>
-          <w:lang w:val="ar_AE" w:bidi="ar_AE"/>
-        </w:rPr>
+          <w:rtl/>
+          <w:cs/>
+          <w:lang w:val="ar_AE" w:bidi="ar_AE"/>
+        </w:rPr>
+      </w:r>
+      <w:r>
+        <w:rPr>
+          <w:vertAlign w:val="superscript"/>
+          <w:rtl/>
+          <w:cs/>
+          <w:lang w:val="ar_AE" w:bidi="ar_AE"/>
+        </w:rPr>
+        <w:t>12</w:t>
+      </w:r>
+      <w:r>
+        <w:rPr>
+          <w:rtl/>
+          <w:cs/>
+          <w:lang w:val="ar_AE" w:bidi="ar_AE"/>
+        </w:rPr>
+        <w:t xml:space="preserve"> «وَأَنْتُمْ يَا أَيُّهَا ٱلْكُوشِيُّونَ. قَتْلَى سَيْفِي هُمْ».</w:t>
       </w:r>
     </w:p>
     <w:p>
@@ -1306,31 +1147,27 @@
       </w:pPr>
       <w:r>
         <w:rPr>
+          <w:rtl/>
+          <w:cs/>
           <w:lang w:val="ar_AE" w:bidi="ar_AE"/>
         </w:rPr>
       </w:r>
       <w:r>
         <w:rPr>
           <w:vertAlign w:val="superscript"/>
-          <w:lang w:val="ar_AE" w:bidi="ar_AE"/>
-        </w:rPr>
-        <w:t>7</w:t>
-      </w:r>
-      <w:r>
-        <w:rPr>
-          <w:lang w:val="ar_AE" w:bidi="ar_AE"/>
-        </w:rPr>
-        <w:t xml:space="preserve"> وَيَكُونُ ٱلسَّاحِلُ لِبَقِيَّةِ بَيْتِ يَهُوذَا. عَلَيْهِ يَرْعَوْنَ. فِي بُيُوتِ أَشْقَلُونَ عِنْدَ ٱلْمَسَاءِ يَرْبُضُونَ، لِأَنَّ ٱلرَّبَّ إِلَهَهُمْ يَتَعَهَّدُهُمْ وَيَرُدُّ سَبْيَهُمْ.</w:t>
-      </w:r>
-      <w:r>
-        <w:rPr>
-          <w:lang w:val="ar_AE" w:bidi="ar_AE"/>
-        </w:rPr>
-      </w:r>
-      <w:r>
-        <w:rPr>
-          <w:lang w:val="ar_AE" w:bidi="ar_AE"/>
-        </w:rPr>
+          <w:rtl/>
+          <w:cs/>
+          <w:lang w:val="ar_AE" w:bidi="ar_AE"/>
+        </w:rPr>
+        <w:t>13</w:t>
+      </w:r>
+      <w:r>
+        <w:rPr>
+          <w:rtl/>
+          <w:cs/>
+          <w:lang w:val="ar_AE" w:bidi="ar_AE"/>
+        </w:rPr>
+        <w:t xml:space="preserve"> وَيَمُدُّ يَدَهُ عَلَى ٱلشِّمَالِ وَيُبِيدُ أَشُّورَ، وَيَجْعَلُ نِينَوَى خَرَابًا يَابِسَةً كَٱلْقَفْرِ.</w:t>
       </w:r>
     </w:p>
     <w:p>
@@ -1339,8 +1176,27 @@
       </w:pPr>
       <w:r>
         <w:rPr>
-          <w:lang w:val="ar_AE" w:bidi="ar_AE"/>
-        </w:rPr>
+          <w:rtl/>
+          <w:cs/>
+          <w:lang w:val="ar_AE" w:bidi="ar_AE"/>
+        </w:rPr>
+      </w:r>
+      <w:r>
+        <w:rPr>
+          <w:vertAlign w:val="superscript"/>
+          <w:rtl/>
+          <w:cs/>
+          <w:lang w:val="ar_AE" w:bidi="ar_AE"/>
+        </w:rPr>
+        <w:t>14</w:t>
+      </w:r>
+      <w:r>
+        <w:rPr>
+          <w:rtl/>
+          <w:cs/>
+          <w:lang w:val="ar_AE" w:bidi="ar_AE"/>
+        </w:rPr>
+        <w:t xml:space="preserve"> فَتَرْبُضُ فِي وَسَطِهَا ٱلْقُطْعَانُ، كُلُّ طَوَائِفِ ٱلْحَيَوَانِ. اَلْقُوقُ أَيْضًا وَٱلْقُنْفُذُ يَأْوِيَانِ إِلَى تِيجَانِ عُمُدِهَا. صَوْتٌ يَنْعِبُ فِي ٱلْكُوَى. خَرَابٌ عَلَى ٱلْأَعْتَابِ. لِأَنَّهُ قَدْ تَعَرَّى أَرْزِيُّهَا.</w:t>
       </w:r>
     </w:p>
     <w:p>
@@ -1349,342 +1205,27 @@
       </w:pPr>
       <w:r>
         <w:rPr>
+          <w:rtl/>
+          <w:cs/>
           <w:lang w:val="ar_AE" w:bidi="ar_AE"/>
         </w:rPr>
       </w:r>
       <w:r>
         <w:rPr>
           <w:vertAlign w:val="superscript"/>
-          <w:lang w:val="ar_AE" w:bidi="ar_AE"/>
-        </w:rPr>
-        <w:t>8</w:t>
-      </w:r>
-      <w:r>
-        <w:rPr>
-          <w:lang w:val="ar_AE" w:bidi="ar_AE"/>
-        </w:rPr>
-        <w:t xml:space="preserve"> «قَدْ سَمِعْتُ تَعْيِيرَ مُوآبَ وَتَجَادِيفَ بَنِي عَمُّونَ ٱلَّتِي بِهَا عَيَّرُوا شَعْبِي، وَتَعَظَّمُوا عَلَى تُخُمِهِمْ.</w:t>
-      </w:r>
-      <w:r>
-        <w:rPr>
-          <w:lang w:val="ar_AE" w:bidi="ar_AE"/>
-        </w:rPr>
-      </w:r>
-      <w:r>
-        <w:rPr>
-          <w:lang w:val="ar_AE" w:bidi="ar_AE"/>
-        </w:rPr>
-      </w:r>
-    </w:p>
-    <w:p>
-      <w:pPr>
-        <w:bidi/>
-      </w:pPr>
-      <w:r>
-        <w:rPr>
-          <w:lang w:val="ar_AE" w:bidi="ar_AE"/>
-        </w:rPr>
-      </w:r>
-    </w:p>
-    <w:p>
-      <w:pPr>
-        <w:bidi/>
-      </w:pPr>
-      <w:r>
-        <w:rPr>
-          <w:lang w:val="ar_AE" w:bidi="ar_AE"/>
-        </w:rPr>
-      </w:r>
-      <w:r>
-        <w:rPr>
-          <w:vertAlign w:val="superscript"/>
-          <w:lang w:val="ar_AE" w:bidi="ar_AE"/>
-        </w:rPr>
-        <w:t>9</w:t>
-      </w:r>
-      <w:r>
-        <w:rPr>
-          <w:lang w:val="ar_AE" w:bidi="ar_AE"/>
-        </w:rPr>
-        <w:t xml:space="preserve"> فَلِذَلِكَ حَيٌّ أَنَا، يَقُولُ رَبُّ ٱلْجُنُودِ إِلَهُ إِسْرَائِيلَ، إِنَّ مُوآبَ تَكُونُ كَسَدُومَ وَبَنِي عَمُّونَ كَعَمُورَةَ، مِلْكَ ٱلْقَرِيصِ، وَحُفْرَةَ مِلْحٍ، وَخَرَابًا إِلَى ٱلْأَبَدِ. تَنْهَبُهُمْ بَقِيَّةُ شَعْبِي، وَبَقِيَّةُ أُمَّتِي تَمْتَلِكُهُمْ».</w:t>
-      </w:r>
-      <w:r>
-        <w:rPr>
-          <w:lang w:val="ar_AE" w:bidi="ar_AE"/>
-        </w:rPr>
-      </w:r>
-      <w:r>
-        <w:rPr>
-          <w:lang w:val="ar_AE" w:bidi="ar_AE"/>
-        </w:rPr>
-      </w:r>
-    </w:p>
-    <w:p>
-      <w:pPr>
-        <w:bidi/>
-      </w:pPr>
-      <w:r>
-        <w:rPr>
-          <w:lang w:val="ar_AE" w:bidi="ar_AE"/>
-        </w:rPr>
-      </w:r>
-    </w:p>
-    <w:p>
-      <w:pPr>
-        <w:bidi/>
-      </w:pPr>
-      <w:r>
-        <w:rPr>
-          <w:lang w:val="ar_AE" w:bidi="ar_AE"/>
-        </w:rPr>
-      </w:r>
-      <w:r>
-        <w:rPr>
-          <w:vertAlign w:val="superscript"/>
-          <w:lang w:val="ar_AE" w:bidi="ar_AE"/>
-        </w:rPr>
-        <w:t>10</w:t>
-      </w:r>
-      <w:r>
-        <w:rPr>
-          <w:lang w:val="ar_AE" w:bidi="ar_AE"/>
-        </w:rPr>
-        <w:t xml:space="preserve"> هَذَا لَهُمْ عِوَضُ تَكَبُّرِهِمْ، لِأَنَّهُمْ عَيَّرُوا وَتَعَظَّمُوا عَلَى شَعْبِ رَبِّ ٱلْجُنُودِ.</w:t>
-      </w:r>
-      <w:r>
-        <w:rPr>
-          <w:lang w:val="ar_AE" w:bidi="ar_AE"/>
-        </w:rPr>
-      </w:r>
-      <w:r>
-        <w:rPr>
-          <w:lang w:val="ar_AE" w:bidi="ar_AE"/>
-        </w:rPr>
-      </w:r>
-    </w:p>
-    <w:p>
-      <w:pPr>
-        <w:bidi/>
-      </w:pPr>
-      <w:r>
-        <w:rPr>
-          <w:lang w:val="ar_AE" w:bidi="ar_AE"/>
-        </w:rPr>
-      </w:r>
-    </w:p>
-    <w:p>
-      <w:pPr>
-        <w:bidi/>
-      </w:pPr>
-      <w:r>
-        <w:rPr>
-          <w:lang w:val="ar_AE" w:bidi="ar_AE"/>
-        </w:rPr>
-      </w:r>
-      <w:r>
-        <w:rPr>
-          <w:vertAlign w:val="superscript"/>
-          <w:lang w:val="ar_AE" w:bidi="ar_AE"/>
-        </w:rPr>
-        <w:t>11</w:t>
-      </w:r>
-      <w:r>
-        <w:rPr>
-          <w:lang w:val="ar_AE" w:bidi="ar_AE"/>
-        </w:rPr>
-        <w:t xml:space="preserve"> ٱلرَّبُّ مُخِيفٌ إِلَيْهِمْ، لِأَنَّهُ يُهْزِلُ جَمِيعَ آلِهَةِ ٱلْأَرْضِ، فَسَيَسْجُدُ لَهُ ٱلنَّاسُ، كُلُّ وَاحِدٍ مِنْ مَكَانِهِ، كُلُّ جَزَائِرِ ٱلْأُمَمِ.</w:t>
-      </w:r>
-      <w:r>
-        <w:rPr>
-          <w:lang w:val="ar_AE" w:bidi="ar_AE"/>
-        </w:rPr>
-      </w:r>
-      <w:r>
-        <w:rPr>
-          <w:lang w:val="ar_AE" w:bidi="ar_AE"/>
-        </w:rPr>
-      </w:r>
-    </w:p>
-    <w:p>
-      <w:pPr>
-        <w:bidi/>
-      </w:pPr>
-      <w:r>
-        <w:rPr>
-          <w:lang w:val="ar_AE" w:bidi="ar_AE"/>
-        </w:rPr>
-      </w:r>
-    </w:p>
-    <w:p>
-      <w:pPr>
-        <w:bidi/>
-      </w:pPr>
-      <w:r>
-        <w:rPr>
-          <w:lang w:val="ar_AE" w:bidi="ar_AE"/>
-        </w:rPr>
-      </w:r>
-      <w:r>
-        <w:rPr>
-          <w:vertAlign w:val="superscript"/>
-          <w:lang w:val="ar_AE" w:bidi="ar_AE"/>
-        </w:rPr>
-        <w:t>12</w:t>
-      </w:r>
-      <w:r>
-        <w:rPr>
-          <w:lang w:val="ar_AE" w:bidi="ar_AE"/>
-        </w:rPr>
-        <w:t xml:space="preserve"> «وَأَنْتُمْ يَا أَيُّهَا ٱلْكُوشِيُّونَ. قَتْلَى سَيْفِي هُمْ».</w:t>
-      </w:r>
-      <w:r>
-        <w:rPr>
-          <w:lang w:val="ar_AE" w:bidi="ar_AE"/>
-        </w:rPr>
-      </w:r>
-      <w:r>
-        <w:rPr>
-          <w:lang w:val="ar_AE" w:bidi="ar_AE"/>
-        </w:rPr>
-      </w:r>
-    </w:p>
-    <w:p>
-      <w:pPr>
-        <w:bidi/>
-      </w:pPr>
-      <w:r>
-        <w:rPr>
-          <w:lang w:val="ar_AE" w:bidi="ar_AE"/>
-        </w:rPr>
-      </w:r>
-    </w:p>
-    <w:p>
-      <w:pPr>
-        <w:bidi/>
-      </w:pPr>
-      <w:r>
-        <w:rPr>
-          <w:lang w:val="ar_AE" w:bidi="ar_AE"/>
-        </w:rPr>
-      </w:r>
-      <w:r>
-        <w:rPr>
-          <w:vertAlign w:val="superscript"/>
-          <w:lang w:val="ar_AE" w:bidi="ar_AE"/>
-        </w:rPr>
-        <w:t>13</w:t>
-      </w:r>
-      <w:r>
-        <w:rPr>
-          <w:lang w:val="ar_AE" w:bidi="ar_AE"/>
-        </w:rPr>
-        <w:t xml:space="preserve"> وَيَمُدُّ يَدَهُ عَلَى ٱلشِّمَالِ وَيُبِيدُ أَشُّورَ، وَيَجْعَلُ نِينَوَى خَرَابًا يَابِسَةً كَٱلْقَفْرِ.</w:t>
-      </w:r>
-      <w:r>
-        <w:rPr>
-          <w:lang w:val="ar_AE" w:bidi="ar_AE"/>
-        </w:rPr>
-      </w:r>
-      <w:r>
-        <w:rPr>
-          <w:lang w:val="ar_AE" w:bidi="ar_AE"/>
-        </w:rPr>
-      </w:r>
-    </w:p>
-    <w:p>
-      <w:pPr>
-        <w:bidi/>
-      </w:pPr>
-      <w:r>
-        <w:rPr>
-          <w:lang w:val="ar_AE" w:bidi="ar_AE"/>
-        </w:rPr>
-      </w:r>
-    </w:p>
-    <w:p>
-      <w:pPr>
-        <w:bidi/>
-      </w:pPr>
-      <w:r>
-        <w:rPr>
-          <w:lang w:val="ar_AE" w:bidi="ar_AE"/>
-        </w:rPr>
-      </w:r>
-      <w:r>
-        <w:rPr>
-          <w:vertAlign w:val="superscript"/>
-          <w:lang w:val="ar_AE" w:bidi="ar_AE"/>
-        </w:rPr>
-        <w:t>14</w:t>
-      </w:r>
-      <w:r>
-        <w:rPr>
-          <w:lang w:val="ar_AE" w:bidi="ar_AE"/>
-        </w:rPr>
-        <w:t xml:space="preserve"> فَتَرْبُضُ فِي وَسَطِهَا ٱلْقُطْعَانُ، كُلُّ طَوَائِفِ ٱلْحَيَوَانِ. اَلْقُوقُ أَيْضًا وَٱلْقُنْفُذُ يَأْوِيَانِ إِلَى تِيجَانِ عُمُدِهَا. صَوْتٌ يَنْعِبُ فِي ٱلْكُوَى. خَرَابٌ عَلَى ٱلْأَعْتَابِ. لِأَنَّهُ قَدْ تَعَرَّى أَرْزِيُّهَا.</w:t>
-      </w:r>
-      <w:r>
-        <w:rPr>
-          <w:lang w:val="ar_AE" w:bidi="ar_AE"/>
-        </w:rPr>
-      </w:r>
-      <w:r>
-        <w:rPr>
-          <w:lang w:val="ar_AE" w:bidi="ar_AE"/>
-        </w:rPr>
-      </w:r>
-    </w:p>
-    <w:p>
-      <w:pPr>
-        <w:bidi/>
-      </w:pPr>
-      <w:r>
-        <w:rPr>
-          <w:lang w:val="ar_AE" w:bidi="ar_AE"/>
-        </w:rPr>
-      </w:r>
-    </w:p>
-    <w:p>
-      <w:pPr>
-        <w:bidi/>
-      </w:pPr>
-      <w:r>
-        <w:rPr>
-          <w:lang w:val="ar_AE" w:bidi="ar_AE"/>
-        </w:rPr>
-      </w:r>
-      <w:r>
-        <w:rPr>
-          <w:vertAlign w:val="superscript"/>
+          <w:rtl/>
+          <w:cs/>
           <w:lang w:val="ar_AE" w:bidi="ar_AE"/>
         </w:rPr>
         <w:t>15</w:t>
       </w:r>
       <w:r>
         <w:rPr>
+          <w:rtl/>
+          <w:cs/>
           <w:lang w:val="ar_AE" w:bidi="ar_AE"/>
         </w:rPr>
         <w:t xml:space="preserve"> هَذِهِ هِيَ ٱلْمَدِينَةُ ٱلْمُبْتَهِجَةُ ٱلسَّاكِنَةُ مُطْمَئِنَّةً، ٱلْقَائِلَةُ فِي قَلْبِهَا: «أَنَا وَلَيْسَ غَيْرِي». كَيْفَ صَارَتْ خَرَابًا، مَرْبِضًا لِلْحَيَوَانِ! كُلُّ عَابِرٍ بِهَا يَصْفِرُ وَيَهُزُّ يَدَهُ.</w:t>
-      </w:r>
-      <w:r>
-        <w:rPr>
-          <w:lang w:val="ar_AE" w:bidi="ar_AE"/>
-        </w:rPr>
-      </w:r>
-      <w:r>
-        <w:rPr>
-          <w:lang w:val="ar_AE" w:bidi="ar_AE"/>
-        </w:rPr>
-      </w:r>
-    </w:p>
-    <w:p>
-      <w:pPr>
-        <w:bidi/>
-      </w:pPr>
-      <w:r>
-        <w:rPr>
-          <w:lang w:val="ar_AE" w:bidi="ar_AE"/>
-        </w:rPr>
       </w:r>
     </w:p>
     <w:p>
@@ -1694,12 +1235,16 @@
       </w:pPr>
       <w:r>
         <w:rPr>
+          <w:rtl/>
+          <w:cs/>
           <w:lang w:val="ar_AE" w:bidi="ar_AE"/>
         </w:rPr>
         <w:t>Zephaniah 3:1</w:t>
       </w:r>
       <w:r>
         <w:rPr>
+          <w:rtl/>
+          <w:cs/>
           <w:lang w:val="ar_AE" w:bidi="ar_AE"/>
         </w:rPr>
       </w:r>
@@ -1710,32 +1255,28 @@
       </w:pPr>
       <w:r>
         <w:rPr>
+          <w:rtl/>
+          <w:cs/>
           <w:lang w:val="ar_AE" w:bidi="ar_AE"/>
         </w:rPr>
       </w:r>
       <w:r>
         <w:rPr>
           <w:vertAlign w:val="superscript"/>
+          <w:rtl/>
+          <w:cs/>
           <w:lang w:val="ar_AE" w:bidi="ar_AE"/>
         </w:rPr>
         <w:t>1</w:t>
       </w:r>
       <w:r>
         <w:rPr>
+          <w:rtl/>
+          <w:cs/>
           <w:lang w:val="ar_AE" w:bidi="ar_AE"/>
         </w:rPr>
         <w:t xml:space="preserve"> وَيْلٌ لِلْمُتَمَرِّدَةِ ٱلْمُنَجَّسَةِ، ٱلْمَدِينَةِ ٱلْجَائِرَةِ!</w:t>
       </w:r>
-      <w:r>
-        <w:rPr>
-          <w:lang w:val="ar_AE" w:bidi="ar_AE"/>
-        </w:rPr>
-      </w:r>
-      <w:r>
-        <w:rPr>
-          <w:lang w:val="ar_AE" w:bidi="ar_AE"/>
-        </w:rPr>
-      </w:r>
     </w:p>
     <w:p>
       <w:pPr>
@@ -1743,8 +1284,27 @@
       </w:pPr>
       <w:r>
         <w:rPr>
-          <w:lang w:val="ar_AE" w:bidi="ar_AE"/>
-        </w:rPr>
+          <w:rtl/>
+          <w:cs/>
+          <w:lang w:val="ar_AE" w:bidi="ar_AE"/>
+        </w:rPr>
+      </w:r>
+      <w:r>
+        <w:rPr>
+          <w:vertAlign w:val="superscript"/>
+          <w:rtl/>
+          <w:cs/>
+          <w:lang w:val="ar_AE" w:bidi="ar_AE"/>
+        </w:rPr>
+        <w:t>2</w:t>
+      </w:r>
+      <w:r>
+        <w:rPr>
+          <w:rtl/>
+          <w:cs/>
+          <w:lang w:val="ar_AE" w:bidi="ar_AE"/>
+        </w:rPr>
+        <w:t xml:space="preserve"> لَمْ تَسْمَعِ ٱلصَّوْتَ. لَمْ تَقْبَلِ ٱلتَّأْدِيبَ. لَمْ تَتَّكِلْ عَلَى ٱلرَّبِّ. لَمْ تَتَقَرَّبْ إِلَى إِلَهِهَا.</w:t>
       </w:r>
     </w:p>
     <w:p>
@@ -1753,31 +1313,27 @@
       </w:pPr>
       <w:r>
         <w:rPr>
+          <w:rtl/>
+          <w:cs/>
           <w:lang w:val="ar_AE" w:bidi="ar_AE"/>
         </w:rPr>
       </w:r>
       <w:r>
         <w:rPr>
           <w:vertAlign w:val="superscript"/>
-          <w:lang w:val="ar_AE" w:bidi="ar_AE"/>
-        </w:rPr>
-        <w:t>2</w:t>
-      </w:r>
-      <w:r>
-        <w:rPr>
-          <w:lang w:val="ar_AE" w:bidi="ar_AE"/>
-        </w:rPr>
-        <w:t xml:space="preserve"> لَمْ تَسْمَعِ ٱلصَّوْتَ. لَمْ تَقْبَلِ ٱلتَّأْدِيبَ. لَمْ تَتَّكِلْ عَلَى ٱلرَّبِّ. لَمْ تَتَقَرَّبْ إِلَى إِلَهِهَا.</w:t>
-      </w:r>
-      <w:r>
-        <w:rPr>
-          <w:lang w:val="ar_AE" w:bidi="ar_AE"/>
-        </w:rPr>
-      </w:r>
-      <w:r>
-        <w:rPr>
-          <w:lang w:val="ar_AE" w:bidi="ar_AE"/>
-        </w:rPr>
+          <w:rtl/>
+          <w:cs/>
+          <w:lang w:val="ar_AE" w:bidi="ar_AE"/>
+        </w:rPr>
+        <w:t>3</w:t>
+      </w:r>
+      <w:r>
+        <w:rPr>
+          <w:rtl/>
+          <w:cs/>
+          <w:lang w:val="ar_AE" w:bidi="ar_AE"/>
+        </w:rPr>
+        <w:t xml:space="preserve"> رُؤَسَاؤُهَا فِي وَسَطِهَا أُسُودٌ زَائِرَةٌ. قُضَاتُهَا ذِئَابُ مَسَاءٍ لَا يُبْقُونَ شَيْئًا إِلَى ٱلصَّبَاحِ.</w:t>
       </w:r>
     </w:p>
     <w:p>
@@ -1786,8 +1342,27 @@
       </w:pPr>
       <w:r>
         <w:rPr>
-          <w:lang w:val="ar_AE" w:bidi="ar_AE"/>
-        </w:rPr>
+          <w:rtl/>
+          <w:cs/>
+          <w:lang w:val="ar_AE" w:bidi="ar_AE"/>
+        </w:rPr>
+      </w:r>
+      <w:r>
+        <w:rPr>
+          <w:vertAlign w:val="superscript"/>
+          <w:rtl/>
+          <w:cs/>
+          <w:lang w:val="ar_AE" w:bidi="ar_AE"/>
+        </w:rPr>
+        <w:t>4</w:t>
+      </w:r>
+      <w:r>
+        <w:rPr>
+          <w:rtl/>
+          <w:cs/>
+          <w:lang w:val="ar_AE" w:bidi="ar_AE"/>
+        </w:rPr>
+        <w:t xml:space="preserve"> أَنْبِيَاؤُهَا مُتَفَاخِرُونَ أَهْلُ غُدْرَاتٍ. كَهَنَتُهَا نَجَّسُوا ٱلْقُدْسَ، خَالَفُوا ٱلشَّرِيعَةَ.</w:t>
       </w:r>
     </w:p>
     <w:p>
@@ -1796,31 +1371,27 @@
       </w:pPr>
       <w:r>
         <w:rPr>
+          <w:rtl/>
+          <w:cs/>
           <w:lang w:val="ar_AE" w:bidi="ar_AE"/>
         </w:rPr>
       </w:r>
       <w:r>
         <w:rPr>
           <w:vertAlign w:val="superscript"/>
-          <w:lang w:val="ar_AE" w:bidi="ar_AE"/>
-        </w:rPr>
-        <w:t>3</w:t>
-      </w:r>
-      <w:r>
-        <w:rPr>
-          <w:lang w:val="ar_AE" w:bidi="ar_AE"/>
-        </w:rPr>
-        <w:t xml:space="preserve"> رُؤَسَاؤُهَا فِي وَسَطِهَا أُسُودٌ زَائِرَةٌ. قُضَاتُهَا ذِئَابُ مَسَاءٍ لَا يُبْقُونَ شَيْئًا إِلَى ٱلصَّبَاحِ.</w:t>
-      </w:r>
-      <w:r>
-        <w:rPr>
-          <w:lang w:val="ar_AE" w:bidi="ar_AE"/>
-        </w:rPr>
-      </w:r>
-      <w:r>
-        <w:rPr>
-          <w:lang w:val="ar_AE" w:bidi="ar_AE"/>
-        </w:rPr>
+          <w:rtl/>
+          <w:cs/>
+          <w:lang w:val="ar_AE" w:bidi="ar_AE"/>
+        </w:rPr>
+        <w:t>5</w:t>
+      </w:r>
+      <w:r>
+        <w:rPr>
+          <w:rtl/>
+          <w:cs/>
+          <w:lang w:val="ar_AE" w:bidi="ar_AE"/>
+        </w:rPr>
+        <w:t xml:space="preserve"> اَلرَّبُّ عَادِلٌ فِي وَسَطِهَا لَا يَفْعَلُ ظُلْمًا. غَدَاةً غَدَاةً يُبْرِزُ حُكْمَهُ إِلَى ٱلنُّورِ. لَا يَتَعَذَّرُ. أَمَّا ٱلظَّالِمُ فَلَا يَعْرِفُ ٱلْخِزْيَ.</w:t>
       </w:r>
     </w:p>
     <w:p>
@@ -1829,8 +1400,27 @@
       </w:pPr>
       <w:r>
         <w:rPr>
-          <w:lang w:val="ar_AE" w:bidi="ar_AE"/>
-        </w:rPr>
+          <w:rtl/>
+          <w:cs/>
+          <w:lang w:val="ar_AE" w:bidi="ar_AE"/>
+        </w:rPr>
+      </w:r>
+      <w:r>
+        <w:rPr>
+          <w:vertAlign w:val="superscript"/>
+          <w:rtl/>
+          <w:cs/>
+          <w:lang w:val="ar_AE" w:bidi="ar_AE"/>
+        </w:rPr>
+        <w:t>6</w:t>
+      </w:r>
+      <w:r>
+        <w:rPr>
+          <w:rtl/>
+          <w:cs/>
+          <w:lang w:val="ar_AE" w:bidi="ar_AE"/>
+        </w:rPr>
+        <w:t xml:space="preserve"> «قَطَعْتُ أُمَمًا، خَرَّبْتُ شُرُفَاتِهِمْ، أَقْفَرْتُ أَسْوَاقَهُمْ بِلَا عَابِرٍ. دُمِّرَتْ مُدُنُهُمْ بِلَا إِنْسَانٍ، بِغَيْرِ سَاكِنٍ.</w:t>
       </w:r>
     </w:p>
     <w:p>
@@ -1839,31 +1429,27 @@
       </w:pPr>
       <w:r>
         <w:rPr>
+          <w:rtl/>
+          <w:cs/>
           <w:lang w:val="ar_AE" w:bidi="ar_AE"/>
         </w:rPr>
       </w:r>
       <w:r>
         <w:rPr>
           <w:vertAlign w:val="superscript"/>
-          <w:lang w:val="ar_AE" w:bidi="ar_AE"/>
-        </w:rPr>
-        <w:t>4</w:t>
-      </w:r>
-      <w:r>
-        <w:rPr>
-          <w:lang w:val="ar_AE" w:bidi="ar_AE"/>
-        </w:rPr>
-        <w:t xml:space="preserve"> أَنْبِيَاؤُهَا مُتَفَاخِرُونَ أَهْلُ غُدْرَاتٍ. كَهَنَتُهَا نَجَّسُوا ٱلْقُدْسَ، خَالَفُوا ٱلشَّرِيعَةَ.</w:t>
-      </w:r>
-      <w:r>
-        <w:rPr>
-          <w:lang w:val="ar_AE" w:bidi="ar_AE"/>
-        </w:rPr>
-      </w:r>
-      <w:r>
-        <w:rPr>
-          <w:lang w:val="ar_AE" w:bidi="ar_AE"/>
-        </w:rPr>
+          <w:rtl/>
+          <w:cs/>
+          <w:lang w:val="ar_AE" w:bidi="ar_AE"/>
+        </w:rPr>
+        <w:t>7</w:t>
+      </w:r>
+      <w:r>
+        <w:rPr>
+          <w:rtl/>
+          <w:cs/>
+          <w:lang w:val="ar_AE" w:bidi="ar_AE"/>
+        </w:rPr>
+        <w:t xml:space="preserve"> فَقُلْتُ: إِنَّكِ لِتَخْشَيْنَنِي، تَقْبَلِينَ ٱلتَّأْدِيبَ. فَلَا يَنْقَطِعُ مَسْكَنُهَا حَسَبَ كُلِّ مَا عَيَّنْتُهُ عَلَيْهَا. لَكِنْ بَكَّرُوا وَأَفْسَدُوا جَمِيعَ أَعْمَالِهِمْ.</w:t>
       </w:r>
     </w:p>
     <w:p>
@@ -1872,8 +1458,27 @@
       </w:pPr>
       <w:r>
         <w:rPr>
-          <w:lang w:val="ar_AE" w:bidi="ar_AE"/>
-        </w:rPr>
+          <w:rtl/>
+          <w:cs/>
+          <w:lang w:val="ar_AE" w:bidi="ar_AE"/>
+        </w:rPr>
+      </w:r>
+      <w:r>
+        <w:rPr>
+          <w:vertAlign w:val="superscript"/>
+          <w:rtl/>
+          <w:cs/>
+          <w:lang w:val="ar_AE" w:bidi="ar_AE"/>
+        </w:rPr>
+        <w:t>8</w:t>
+      </w:r>
+      <w:r>
+        <w:rPr>
+          <w:rtl/>
+          <w:cs/>
+          <w:lang w:val="ar_AE" w:bidi="ar_AE"/>
+        </w:rPr>
+        <w:t xml:space="preserve"> «لِذَلِكَ فَٱنْتَظِرُونِي، يَقُولُ ٱلرَّبُّ، إِلَى يَوْمِ أَقُومُ إِلَى ٱلسَّلْبِ، لِأَنَّ حُكْمِي هُوَ بِجَمْعِ ٱلْأُمَمِ وَحَشْرِ ٱلْمَمَالِكِ، لِأَصُبَّ عَلَيْهِمْ سَخَطِي، كُلَّ حُمُوِّ غَضَبِي. لِأَنَّهُ بِنَارِ غَيْرَتِي تُؤْكَلُ كُلُّ ٱلْأَرْضِ.</w:t>
       </w:r>
     </w:p>
     <w:p>
@@ -1882,31 +1487,27 @@
       </w:pPr>
       <w:r>
         <w:rPr>
+          <w:rtl/>
+          <w:cs/>
           <w:lang w:val="ar_AE" w:bidi="ar_AE"/>
         </w:rPr>
       </w:r>
       <w:r>
         <w:rPr>
           <w:vertAlign w:val="superscript"/>
-          <w:lang w:val="ar_AE" w:bidi="ar_AE"/>
-        </w:rPr>
-        <w:t>5</w:t>
-      </w:r>
-      <w:r>
-        <w:rPr>
-          <w:lang w:val="ar_AE" w:bidi="ar_AE"/>
-        </w:rPr>
-        <w:t xml:space="preserve"> اَلرَّبُّ عَادِلٌ فِي وَسَطِهَا لَا يَفْعَلُ ظُلْمًا. غَدَاةً غَدَاةً يُبْرِزُ حُكْمَهُ إِلَى ٱلنُّورِ. لَا يَتَعَذَّرُ. أَمَّا ٱلظَّالِمُ فَلَا يَعْرِفُ ٱلْخِزْيَ.</w:t>
-      </w:r>
-      <w:r>
-        <w:rPr>
-          <w:lang w:val="ar_AE" w:bidi="ar_AE"/>
-        </w:rPr>
-      </w:r>
-      <w:r>
-        <w:rPr>
-          <w:lang w:val="ar_AE" w:bidi="ar_AE"/>
-        </w:rPr>
+          <w:rtl/>
+          <w:cs/>
+          <w:lang w:val="ar_AE" w:bidi="ar_AE"/>
+        </w:rPr>
+        <w:t>9</w:t>
+      </w:r>
+      <w:r>
+        <w:rPr>
+          <w:rtl/>
+          <w:cs/>
+          <w:lang w:val="ar_AE" w:bidi="ar_AE"/>
+        </w:rPr>
+        <w:t xml:space="preserve"> لِأَنِّي حِينَئِذٍ أُحَوِّلُ ٱلشُّعُوبَ إِلَى شَفَةٍ نَقِيَّةٍ، لِيَدْعُوا كُلُّهُمْ بِٱسْمِ ٱلرَّبِّ، لِيَعْبُدُوهُ بِكَتِفٍ وَاحِدَةٍ.</w:t>
       </w:r>
     </w:p>
     <w:p>
@@ -1915,8 +1516,27 @@
       </w:pPr>
       <w:r>
         <w:rPr>
-          <w:lang w:val="ar_AE" w:bidi="ar_AE"/>
-        </w:rPr>
+          <w:rtl/>
+          <w:cs/>
+          <w:lang w:val="ar_AE" w:bidi="ar_AE"/>
+        </w:rPr>
+      </w:r>
+      <w:r>
+        <w:rPr>
+          <w:vertAlign w:val="superscript"/>
+          <w:rtl/>
+          <w:cs/>
+          <w:lang w:val="ar_AE" w:bidi="ar_AE"/>
+        </w:rPr>
+        <w:t>10</w:t>
+      </w:r>
+      <w:r>
+        <w:rPr>
+          <w:rtl/>
+          <w:cs/>
+          <w:lang w:val="ar_AE" w:bidi="ar_AE"/>
+        </w:rPr>
+        <w:t xml:space="preserve"> مِنْ عَبْرِ أَنْهَارِ كُوشٍ ٱلْمُتَضَرِّعُونَ إِلَيَّ، مُتَبَدِّدِيَّ، يُقَدِّمُونَ تَقْدِمَتِي.</w:t>
       </w:r>
     </w:p>
     <w:p>
@@ -1925,31 +1545,27 @@
       </w:pPr>
       <w:r>
         <w:rPr>
+          <w:rtl/>
+          <w:cs/>
           <w:lang w:val="ar_AE" w:bidi="ar_AE"/>
         </w:rPr>
       </w:r>
       <w:r>
         <w:rPr>
           <w:vertAlign w:val="superscript"/>
-          <w:lang w:val="ar_AE" w:bidi="ar_AE"/>
-        </w:rPr>
-        <w:t>6</w:t>
-      </w:r>
-      <w:r>
-        <w:rPr>
-          <w:lang w:val="ar_AE" w:bidi="ar_AE"/>
-        </w:rPr>
-        <w:t xml:space="preserve"> «قَطَعْتُ أُمَمًا، خَرَّبْتُ شُرُفَاتِهِمْ، أَقْفَرْتُ أَسْوَاقَهُمْ بِلَا عَابِرٍ. دُمِّرَتْ مُدُنُهُمْ بِلَا إِنْسَانٍ، بِغَيْرِ سَاكِنٍ.</w:t>
-      </w:r>
-      <w:r>
-        <w:rPr>
-          <w:lang w:val="ar_AE" w:bidi="ar_AE"/>
-        </w:rPr>
-      </w:r>
-      <w:r>
-        <w:rPr>
-          <w:lang w:val="ar_AE" w:bidi="ar_AE"/>
-        </w:rPr>
+          <w:rtl/>
+          <w:cs/>
+          <w:lang w:val="ar_AE" w:bidi="ar_AE"/>
+        </w:rPr>
+        <w:t>11</w:t>
+      </w:r>
+      <w:r>
+        <w:rPr>
+          <w:rtl/>
+          <w:cs/>
+          <w:lang w:val="ar_AE" w:bidi="ar_AE"/>
+        </w:rPr>
+        <w:t xml:space="preserve"> فِي ذَلِكَ ٱلْيَوْمِ لَا تَخْزَيْنَ مِنْ كُلِّ أَعْمَالِكِ ٱلَّتِي تَعَدَّيْتِ بِهَا عَلَيَّ. لِأَنِّي حِينَئِذٍ أَنْزِعُ مِنْ وَسَطِكِ مُبْتَهِجِي كِبْرِيَائِكِ، وَلَنْ تَعُودِي بَعْدُ إِلَى ٱلتَّكَبُّرِ فِي جَبَلِ قُدْسِي.</w:t>
       </w:r>
     </w:p>
     <w:p>
@@ -1958,8 +1574,27 @@
       </w:pPr>
       <w:r>
         <w:rPr>
-          <w:lang w:val="ar_AE" w:bidi="ar_AE"/>
-        </w:rPr>
+          <w:rtl/>
+          <w:cs/>
+          <w:lang w:val="ar_AE" w:bidi="ar_AE"/>
+        </w:rPr>
+      </w:r>
+      <w:r>
+        <w:rPr>
+          <w:vertAlign w:val="superscript"/>
+          <w:rtl/>
+          <w:cs/>
+          <w:lang w:val="ar_AE" w:bidi="ar_AE"/>
+        </w:rPr>
+        <w:t>12</w:t>
+      </w:r>
+      <w:r>
+        <w:rPr>
+          <w:rtl/>
+          <w:cs/>
+          <w:lang w:val="ar_AE" w:bidi="ar_AE"/>
+        </w:rPr>
+        <w:t xml:space="preserve"> وَأُبْقِي فِي وَسَطِكِ شَعْبًا بَائِسًا وَمِسْكِينًا، فَيَتَوَكَّلُونَ عَلَى ٱسْمِ ٱلرَّبِّ.</w:t>
       </w:r>
     </w:p>
     <w:p>
@@ -1968,31 +1603,27 @@
       </w:pPr>
       <w:r>
         <w:rPr>
+          <w:rtl/>
+          <w:cs/>
           <w:lang w:val="ar_AE" w:bidi="ar_AE"/>
         </w:rPr>
       </w:r>
       <w:r>
         <w:rPr>
           <w:vertAlign w:val="superscript"/>
-          <w:lang w:val="ar_AE" w:bidi="ar_AE"/>
-        </w:rPr>
-        <w:t>7</w:t>
-      </w:r>
-      <w:r>
-        <w:rPr>
-          <w:lang w:val="ar_AE" w:bidi="ar_AE"/>
-        </w:rPr>
-        <w:t xml:space="preserve"> فَقُلْتُ: إِنَّكِ لِتَخْشَيْنَنِي، تَقْبَلِينَ ٱلتَّأْدِيبَ. فَلَا يَنْقَطِعُ مَسْكَنُهَا حَسَبَ كُلِّ مَا عَيَّنْتُهُ عَلَيْهَا. لَكِنْ بَكَّرُوا وَأَفْسَدُوا جَمِيعَ أَعْمَالِهِمْ.</w:t>
-      </w:r>
-      <w:r>
-        <w:rPr>
-          <w:lang w:val="ar_AE" w:bidi="ar_AE"/>
-        </w:rPr>
-      </w:r>
-      <w:r>
-        <w:rPr>
-          <w:lang w:val="ar_AE" w:bidi="ar_AE"/>
-        </w:rPr>
+          <w:rtl/>
+          <w:cs/>
+          <w:lang w:val="ar_AE" w:bidi="ar_AE"/>
+        </w:rPr>
+        <w:t>13</w:t>
+      </w:r>
+      <w:r>
+        <w:rPr>
+          <w:rtl/>
+          <w:cs/>
+          <w:lang w:val="ar_AE" w:bidi="ar_AE"/>
+        </w:rPr>
+        <w:t xml:space="preserve"> بَقِيَّةُ إِسْرَائِيلَ لَا يَفْعَلُونَ إِثْمًا، وَلَا يَتَكَلَّمُونَ بِٱلْكَذِبِ، وَلَا يُوجَدُ فِي أَفْوَاهِهِمْ لِسَانُ غِشٍّ، لِأَنَّهُمْ يَرْعَوْنَ وَيَرْبُضُونَ وَلَا مُخِيفَ».</w:t>
       </w:r>
     </w:p>
     <w:p>
@@ -2001,8 +1632,27 @@
       </w:pPr>
       <w:r>
         <w:rPr>
-          <w:lang w:val="ar_AE" w:bidi="ar_AE"/>
-        </w:rPr>
+          <w:rtl/>
+          <w:cs/>
+          <w:lang w:val="ar_AE" w:bidi="ar_AE"/>
+        </w:rPr>
+      </w:r>
+      <w:r>
+        <w:rPr>
+          <w:vertAlign w:val="superscript"/>
+          <w:rtl/>
+          <w:cs/>
+          <w:lang w:val="ar_AE" w:bidi="ar_AE"/>
+        </w:rPr>
+        <w:t>14</w:t>
+      </w:r>
+      <w:r>
+        <w:rPr>
+          <w:rtl/>
+          <w:cs/>
+          <w:lang w:val="ar_AE" w:bidi="ar_AE"/>
+        </w:rPr>
+        <w:t xml:space="preserve"> تَرَنَّمِي يَا ٱبْنَةَ صِهْيَوْنَ! ٱهْتُفْ يَا إِسْرَائِيلُ! ٱفْرَحِي وَٱبْتَهِجِي بِكُلِّ قَلْبِكِ يَا ٱبْنَةَ أُورُشَلِيمَ!</w:t>
       </w:r>
     </w:p>
     <w:p>
@@ -2011,31 +1661,27 @@
       </w:pPr>
       <w:r>
         <w:rPr>
+          <w:rtl/>
+          <w:cs/>
           <w:lang w:val="ar_AE" w:bidi="ar_AE"/>
         </w:rPr>
       </w:r>
       <w:r>
         <w:rPr>
           <w:vertAlign w:val="superscript"/>
-          <w:lang w:val="ar_AE" w:bidi="ar_AE"/>
-        </w:rPr>
-        <w:t>8</w:t>
-      </w:r>
-      <w:r>
-        <w:rPr>
-          <w:lang w:val="ar_AE" w:bidi="ar_AE"/>
-        </w:rPr>
-        <w:t xml:space="preserve"> «لِذَلِكَ فَٱنْتَظِرُونِي، يَقُولُ ٱلرَّبُّ، إِلَى يَوْمِ أَقُومُ إِلَى ٱلسَّلْبِ، لِأَنَّ حُكْمِي هُوَ بِجَمْعِ ٱلْأُمَمِ وَحَشْرِ ٱلْمَمَالِكِ، لِأَصُبَّ عَلَيْهِمْ سَخَطِي، كُلَّ حُمُوِّ غَضَبِي. لِأَنَّهُ بِنَارِ غَيْرَتِي تُؤْكَلُ كُلُّ ٱلْأَرْضِ.</w:t>
-      </w:r>
-      <w:r>
-        <w:rPr>
-          <w:lang w:val="ar_AE" w:bidi="ar_AE"/>
-        </w:rPr>
-      </w:r>
-      <w:r>
-        <w:rPr>
-          <w:lang w:val="ar_AE" w:bidi="ar_AE"/>
-        </w:rPr>
+          <w:rtl/>
+          <w:cs/>
+          <w:lang w:val="ar_AE" w:bidi="ar_AE"/>
+        </w:rPr>
+        <w:t>15</w:t>
+      </w:r>
+      <w:r>
+        <w:rPr>
+          <w:rtl/>
+          <w:cs/>
+          <w:lang w:val="ar_AE" w:bidi="ar_AE"/>
+        </w:rPr>
+        <w:t xml:space="preserve"> قَدْ نَزَعَ ٱلرَّبُّ ٱلْأَقْضِيَةَ عَلَيْكِ، أَزَالَ عَدُوَّكِ. مَلِكُ إِسْرَائِيلَ ٱلرَّبُّ فِي وَسَطِكِ. لَا تَنْظُرِينَ بَعْدُ شَرًّا.</w:t>
       </w:r>
     </w:p>
     <w:p>
@@ -2044,8 +1690,27 @@
       </w:pPr>
       <w:r>
         <w:rPr>
-          <w:lang w:val="ar_AE" w:bidi="ar_AE"/>
-        </w:rPr>
+          <w:rtl/>
+          <w:cs/>
+          <w:lang w:val="ar_AE" w:bidi="ar_AE"/>
+        </w:rPr>
+      </w:r>
+      <w:r>
+        <w:rPr>
+          <w:vertAlign w:val="superscript"/>
+          <w:rtl/>
+          <w:cs/>
+          <w:lang w:val="ar_AE" w:bidi="ar_AE"/>
+        </w:rPr>
+        <w:t>16</w:t>
+      </w:r>
+      <w:r>
+        <w:rPr>
+          <w:rtl/>
+          <w:cs/>
+          <w:lang w:val="ar_AE" w:bidi="ar_AE"/>
+        </w:rPr>
+        <w:t xml:space="preserve"> فِي ذَلِكَ ٱلْيَوْمِ يُقَالُ لِأُورُشَلِيمَ: «لَا تَخَافِي يَا صِهْيَوْنُ. لَا تَرْتَخِ يَدَاكِ.</w:t>
       </w:r>
     </w:p>
     <w:p>
@@ -2054,31 +1719,27 @@
       </w:pPr>
       <w:r>
         <w:rPr>
+          <w:rtl/>
+          <w:cs/>
           <w:lang w:val="ar_AE" w:bidi="ar_AE"/>
         </w:rPr>
       </w:r>
       <w:r>
         <w:rPr>
           <w:vertAlign w:val="superscript"/>
-          <w:lang w:val="ar_AE" w:bidi="ar_AE"/>
-        </w:rPr>
-        <w:t>9</w:t>
-      </w:r>
-      <w:r>
-        <w:rPr>
-          <w:lang w:val="ar_AE" w:bidi="ar_AE"/>
-        </w:rPr>
-        <w:t xml:space="preserve"> لِأَنِّي حِينَئِذٍ أُحَوِّلُ ٱلشُّعُوبَ إِلَى شَفَةٍ نَقِيَّةٍ، لِيَدْعُوا كُلُّهُمْ بِٱسْمِ ٱلرَّبِّ، لِيَعْبُدُوهُ بِكَتِفٍ وَاحِدَةٍ.</w:t>
-      </w:r>
-      <w:r>
-        <w:rPr>
-          <w:lang w:val="ar_AE" w:bidi="ar_AE"/>
-        </w:rPr>
-      </w:r>
-      <w:r>
-        <w:rPr>
-          <w:lang w:val="ar_AE" w:bidi="ar_AE"/>
-        </w:rPr>
+          <w:rtl/>
+          <w:cs/>
+          <w:lang w:val="ar_AE" w:bidi="ar_AE"/>
+        </w:rPr>
+        <w:t>17</w:t>
+      </w:r>
+      <w:r>
+        <w:rPr>
+          <w:rtl/>
+          <w:cs/>
+          <w:lang w:val="ar_AE" w:bidi="ar_AE"/>
+        </w:rPr>
+        <w:t xml:space="preserve"> ٱلرَّبُّ إِلَهُكِ فِي وَسَطِكِ جَبَّارٌ. يُخَلِّصُ. يَبْتَهِجُ بِكِ فَرَحًا. يَسْكُتُ فِي مَحَبَّتِهِ. يَبْتَهِجُ بِكِ بِتَرَنُّمٍ».</w:t>
       </w:r>
     </w:p>
     <w:p>
@@ -2087,8 +1748,27 @@
       </w:pPr>
       <w:r>
         <w:rPr>
-          <w:lang w:val="ar_AE" w:bidi="ar_AE"/>
-        </w:rPr>
+          <w:rtl/>
+          <w:cs/>
+          <w:lang w:val="ar_AE" w:bidi="ar_AE"/>
+        </w:rPr>
+      </w:r>
+      <w:r>
+        <w:rPr>
+          <w:vertAlign w:val="superscript"/>
+          <w:rtl/>
+          <w:cs/>
+          <w:lang w:val="ar_AE" w:bidi="ar_AE"/>
+        </w:rPr>
+        <w:t>18</w:t>
+      </w:r>
+      <w:r>
+        <w:rPr>
+          <w:rtl/>
+          <w:cs/>
+          <w:lang w:val="ar_AE" w:bidi="ar_AE"/>
+        </w:rPr>
+        <w:t xml:space="preserve"> «أَجْمَعُ ٱلْمَحْزُونِينَ عَلَى ٱلْمَوْسِمِ. كَانُوا مِنْكِ. حَامِلِينَ عَلَيْهَا ٱلْعَارَ.</w:t>
       </w:r>
     </w:p>
     <w:p>
@@ -2097,31 +1777,27 @@
       </w:pPr>
       <w:r>
         <w:rPr>
+          <w:rtl/>
+          <w:cs/>
           <w:lang w:val="ar_AE" w:bidi="ar_AE"/>
         </w:rPr>
       </w:r>
       <w:r>
         <w:rPr>
           <w:vertAlign w:val="superscript"/>
-          <w:lang w:val="ar_AE" w:bidi="ar_AE"/>
-        </w:rPr>
-        <w:t>10</w:t>
-      </w:r>
-      <w:r>
-        <w:rPr>
-          <w:lang w:val="ar_AE" w:bidi="ar_AE"/>
-        </w:rPr>
-        <w:t xml:space="preserve"> مِنْ عَبْرِ أَنْهَارِ كُوشٍ ٱلْمُتَضَرِّعُونَ إِلَيَّ، مُتَبَدِّدِيَّ، يُقَدِّمُونَ تَقْدِمَتِي.</w:t>
-      </w:r>
-      <w:r>
-        <w:rPr>
-          <w:lang w:val="ar_AE" w:bidi="ar_AE"/>
-        </w:rPr>
-      </w:r>
-      <w:r>
-        <w:rPr>
-          <w:lang w:val="ar_AE" w:bidi="ar_AE"/>
-        </w:rPr>
+          <w:rtl/>
+          <w:cs/>
+          <w:lang w:val="ar_AE" w:bidi="ar_AE"/>
+        </w:rPr>
+        <w:t>19</w:t>
+      </w:r>
+      <w:r>
+        <w:rPr>
+          <w:rtl/>
+          <w:cs/>
+          <w:lang w:val="ar_AE" w:bidi="ar_AE"/>
+        </w:rPr>
+        <w:t xml:space="preserve"> هَأَنَذَا فِي ذَلِكَ ٱلْيَوْمِ أُعَامِلُ كُلَّ مُذَلِّلِيكِ، وَأُخَلِّصُ ٱلظَّالِعَةَ، وَأَجْمَعُ ٱلْمَنْفِيَّةَ، وَأَجْعَلُهُمْ تَسْبِيحَةً وَٱسْمًا فِي كُلِّ أَرْضِ خِزْيِهِمْ،</w:t>
       </w:r>
     </w:p>
     <w:p>
@@ -2130,428 +1806,27 @@
       </w:pPr>
       <w:r>
         <w:rPr>
-          <w:lang w:val="ar_AE" w:bidi="ar_AE"/>
-        </w:rPr>
-      </w:r>
-    </w:p>
-    <w:p>
-      <w:pPr>
-        <w:bidi/>
-      </w:pPr>
-      <w:r>
-        <w:rPr>
+          <w:rtl/>
+          <w:cs/>
           <w:lang w:val="ar_AE" w:bidi="ar_AE"/>
         </w:rPr>
       </w:r>
       <w:r>
         <w:rPr>
           <w:vertAlign w:val="superscript"/>
-          <w:lang w:val="ar_AE" w:bidi="ar_AE"/>
-        </w:rPr>
-        <w:t>11</w:t>
-      </w:r>
-      <w:r>
-        <w:rPr>
-          <w:lang w:val="ar_AE" w:bidi="ar_AE"/>
-        </w:rPr>
-        <w:t xml:space="preserve"> فِي ذَلِكَ ٱلْيَوْمِ لَا تَخْزَيْنَ مِنْ كُلِّ أَعْمَالِكِ ٱلَّتِي تَعَدَّيْتِ بِهَا عَلَيَّ. لِأَنِّي حِينَئِذٍ أَنْزِعُ مِنْ وَسَطِكِ مُبْتَهِجِي كِبْرِيَائِكِ، وَلَنْ تَعُودِي بَعْدُ إِلَى ٱلتَّكَبُّرِ فِي جَبَلِ قُدْسِي.</w:t>
-      </w:r>
-      <w:r>
-        <w:rPr>
-          <w:lang w:val="ar_AE" w:bidi="ar_AE"/>
-        </w:rPr>
-      </w:r>
-      <w:r>
-        <w:rPr>
-          <w:lang w:val="ar_AE" w:bidi="ar_AE"/>
-        </w:rPr>
-      </w:r>
-    </w:p>
-    <w:p>
-      <w:pPr>
-        <w:bidi/>
-      </w:pPr>
-      <w:r>
-        <w:rPr>
-          <w:lang w:val="ar_AE" w:bidi="ar_AE"/>
-        </w:rPr>
-      </w:r>
-    </w:p>
-    <w:p>
-      <w:pPr>
-        <w:bidi/>
-      </w:pPr>
-      <w:r>
-        <w:rPr>
-          <w:lang w:val="ar_AE" w:bidi="ar_AE"/>
-        </w:rPr>
-      </w:r>
-      <w:r>
-        <w:rPr>
-          <w:vertAlign w:val="superscript"/>
-          <w:lang w:val="ar_AE" w:bidi="ar_AE"/>
-        </w:rPr>
-        <w:t>12</w:t>
-      </w:r>
-      <w:r>
-        <w:rPr>
-          <w:lang w:val="ar_AE" w:bidi="ar_AE"/>
-        </w:rPr>
-        <w:t xml:space="preserve"> وَأُبْقِي فِي وَسَطِكِ شَعْبًا بَائِسًا وَمِسْكِينًا، فَيَتَوَكَّلُونَ عَلَى ٱسْمِ ٱلرَّبِّ.</w:t>
-      </w:r>
-      <w:r>
-        <w:rPr>
-          <w:lang w:val="ar_AE" w:bidi="ar_AE"/>
-        </w:rPr>
-      </w:r>
-      <w:r>
-        <w:rPr>
-          <w:lang w:val="ar_AE" w:bidi="ar_AE"/>
-        </w:rPr>
-      </w:r>
-    </w:p>
-    <w:p>
-      <w:pPr>
-        <w:bidi/>
-      </w:pPr>
-      <w:r>
-        <w:rPr>
-          <w:lang w:val="ar_AE" w:bidi="ar_AE"/>
-        </w:rPr>
-      </w:r>
-    </w:p>
-    <w:p>
-      <w:pPr>
-        <w:bidi/>
-      </w:pPr>
-      <w:r>
-        <w:rPr>
-          <w:lang w:val="ar_AE" w:bidi="ar_AE"/>
-        </w:rPr>
-      </w:r>
-      <w:r>
-        <w:rPr>
-          <w:vertAlign w:val="superscript"/>
-          <w:lang w:val="ar_AE" w:bidi="ar_AE"/>
-        </w:rPr>
-        <w:t>13</w:t>
-      </w:r>
-      <w:r>
-        <w:rPr>
-          <w:lang w:val="ar_AE" w:bidi="ar_AE"/>
-        </w:rPr>
-        <w:t xml:space="preserve"> بَقِيَّةُ إِسْرَائِيلَ لَا يَفْعَلُونَ إِثْمًا، وَلَا يَتَكَلَّمُونَ بِٱلْكَذِبِ، وَلَا يُوجَدُ فِي أَفْوَاهِهِمْ لِسَانُ غِشٍّ، لِأَنَّهُمْ يَرْعَوْنَ وَيَرْبُضُونَ وَلَا مُخِيفَ».</w:t>
-      </w:r>
-      <w:r>
-        <w:rPr>
-          <w:lang w:val="ar_AE" w:bidi="ar_AE"/>
-        </w:rPr>
-      </w:r>
-      <w:r>
-        <w:rPr>
-          <w:lang w:val="ar_AE" w:bidi="ar_AE"/>
-        </w:rPr>
-      </w:r>
-    </w:p>
-    <w:p>
-      <w:pPr>
-        <w:bidi/>
-      </w:pPr>
-      <w:r>
-        <w:rPr>
-          <w:lang w:val="ar_AE" w:bidi="ar_AE"/>
-        </w:rPr>
-      </w:r>
-    </w:p>
-    <w:p>
-      <w:pPr>
-        <w:bidi/>
-      </w:pPr>
-      <w:r>
-        <w:rPr>
-          <w:lang w:val="ar_AE" w:bidi="ar_AE"/>
-        </w:rPr>
-      </w:r>
-      <w:r>
-        <w:rPr>
-          <w:vertAlign w:val="superscript"/>
-          <w:lang w:val="ar_AE" w:bidi="ar_AE"/>
-        </w:rPr>
-        <w:t>14</w:t>
-      </w:r>
-      <w:r>
-        <w:rPr>
-          <w:lang w:val="ar_AE" w:bidi="ar_AE"/>
-        </w:rPr>
-        <w:t xml:space="preserve"> تَرَنَّمِي يَا ٱبْنَةَ صِهْيَوْنَ! ٱهْتُفْ يَا إِسْرَائِيلُ! ٱفْرَحِي وَٱبْتَهِجِي بِكُلِّ قَلْبِكِ يَا ٱبْنَةَ أُورُشَلِيمَ!</w:t>
-      </w:r>
-      <w:r>
-        <w:rPr>
-          <w:lang w:val="ar_AE" w:bidi="ar_AE"/>
-        </w:rPr>
-      </w:r>
-      <w:r>
-        <w:rPr>
-          <w:lang w:val="ar_AE" w:bidi="ar_AE"/>
-        </w:rPr>
-      </w:r>
-    </w:p>
-    <w:p>
-      <w:pPr>
-        <w:bidi/>
-      </w:pPr>
-      <w:r>
-        <w:rPr>
-          <w:lang w:val="ar_AE" w:bidi="ar_AE"/>
-        </w:rPr>
-      </w:r>
-    </w:p>
-    <w:p>
-      <w:pPr>
-        <w:bidi/>
-      </w:pPr>
-      <w:r>
-        <w:rPr>
-          <w:lang w:val="ar_AE" w:bidi="ar_AE"/>
-        </w:rPr>
-      </w:r>
-      <w:r>
-        <w:rPr>
-          <w:vertAlign w:val="superscript"/>
-          <w:lang w:val="ar_AE" w:bidi="ar_AE"/>
-        </w:rPr>
-        <w:t>15</w:t>
-      </w:r>
-      <w:r>
-        <w:rPr>
-          <w:lang w:val="ar_AE" w:bidi="ar_AE"/>
-        </w:rPr>
-        <w:t xml:space="preserve"> قَدْ نَزَعَ ٱلرَّبُّ ٱلْأَقْضِيَةَ عَلَيْكِ، أَزَالَ عَدُوَّكِ. مَلِكُ إِسْرَائِيلَ ٱلرَّبُّ فِي وَسَطِكِ. لَا تَنْظُرِينَ بَعْدُ شَرًّا.</w:t>
-      </w:r>
-      <w:r>
-        <w:rPr>
-          <w:lang w:val="ar_AE" w:bidi="ar_AE"/>
-        </w:rPr>
-      </w:r>
-      <w:r>
-        <w:rPr>
-          <w:lang w:val="ar_AE" w:bidi="ar_AE"/>
-        </w:rPr>
-      </w:r>
-    </w:p>
-    <w:p>
-      <w:pPr>
-        <w:bidi/>
-      </w:pPr>
-      <w:r>
-        <w:rPr>
-          <w:lang w:val="ar_AE" w:bidi="ar_AE"/>
-        </w:rPr>
-      </w:r>
-    </w:p>
-    <w:p>
-      <w:pPr>
-        <w:bidi/>
-      </w:pPr>
-      <w:r>
-        <w:rPr>
-          <w:lang w:val="ar_AE" w:bidi="ar_AE"/>
-        </w:rPr>
-      </w:r>
-      <w:r>
-        <w:rPr>
-          <w:vertAlign w:val="superscript"/>
-          <w:lang w:val="ar_AE" w:bidi="ar_AE"/>
-        </w:rPr>
-        <w:t>16</w:t>
-      </w:r>
-      <w:r>
-        <w:rPr>
-          <w:lang w:val="ar_AE" w:bidi="ar_AE"/>
-        </w:rPr>
-        <w:t xml:space="preserve"> فِي ذَلِكَ ٱلْيَوْمِ يُقَالُ لِأُورُشَلِيمَ: «لَا تَخَافِي يَا صِهْيَوْنُ. لَا تَرْتَخِ يَدَاكِ.</w:t>
-      </w:r>
-      <w:r>
-        <w:rPr>
-          <w:lang w:val="ar_AE" w:bidi="ar_AE"/>
-        </w:rPr>
-      </w:r>
-      <w:r>
-        <w:rPr>
-          <w:lang w:val="ar_AE" w:bidi="ar_AE"/>
-        </w:rPr>
-      </w:r>
-    </w:p>
-    <w:p>
-      <w:pPr>
-        <w:bidi/>
-      </w:pPr>
-      <w:r>
-        <w:rPr>
-          <w:lang w:val="ar_AE" w:bidi="ar_AE"/>
-        </w:rPr>
-      </w:r>
-    </w:p>
-    <w:p>
-      <w:pPr>
-        <w:bidi/>
-      </w:pPr>
-      <w:r>
-        <w:rPr>
-          <w:lang w:val="ar_AE" w:bidi="ar_AE"/>
-        </w:rPr>
-      </w:r>
-      <w:r>
-        <w:rPr>
-          <w:vertAlign w:val="superscript"/>
-          <w:lang w:val="ar_AE" w:bidi="ar_AE"/>
-        </w:rPr>
-        <w:t>17</w:t>
-      </w:r>
-      <w:r>
-        <w:rPr>
-          <w:lang w:val="ar_AE" w:bidi="ar_AE"/>
-        </w:rPr>
-        <w:t xml:space="preserve"> ٱلرَّبُّ إِلَهُكِ فِي وَسَطِكِ جَبَّارٌ. يُخَلِّصُ. يَبْتَهِجُ بِكِ فَرَحًا. يَسْكُتُ فِي مَحَبَّتِهِ. يَبْتَهِجُ بِكِ بِتَرَنُّمٍ».</w:t>
-      </w:r>
-      <w:r>
-        <w:rPr>
-          <w:lang w:val="ar_AE" w:bidi="ar_AE"/>
-        </w:rPr>
-      </w:r>
-      <w:r>
-        <w:rPr>
-          <w:lang w:val="ar_AE" w:bidi="ar_AE"/>
-        </w:rPr>
-      </w:r>
-    </w:p>
-    <w:p>
-      <w:pPr>
-        <w:bidi/>
-      </w:pPr>
-      <w:r>
-        <w:rPr>
-          <w:lang w:val="ar_AE" w:bidi="ar_AE"/>
-        </w:rPr>
-      </w:r>
-    </w:p>
-    <w:p>
-      <w:pPr>
-        <w:bidi/>
-      </w:pPr>
-      <w:r>
-        <w:rPr>
-          <w:lang w:val="ar_AE" w:bidi="ar_AE"/>
-        </w:rPr>
-      </w:r>
-      <w:r>
-        <w:rPr>
-          <w:vertAlign w:val="superscript"/>
-          <w:lang w:val="ar_AE" w:bidi="ar_AE"/>
-        </w:rPr>
-        <w:t>18</w:t>
-      </w:r>
-      <w:r>
-        <w:rPr>
-          <w:lang w:val="ar_AE" w:bidi="ar_AE"/>
-        </w:rPr>
-        <w:t xml:space="preserve"> «أَجْمَعُ ٱلْمَحْزُونِينَ عَلَى ٱلْمَوْسِمِ. كَانُوا مِنْكِ. حَامِلِينَ عَلَيْهَا ٱلْعَارَ.</w:t>
-      </w:r>
-      <w:r>
-        <w:rPr>
-          <w:lang w:val="ar_AE" w:bidi="ar_AE"/>
-        </w:rPr>
-      </w:r>
-      <w:r>
-        <w:rPr>
-          <w:lang w:val="ar_AE" w:bidi="ar_AE"/>
-        </w:rPr>
-      </w:r>
-    </w:p>
-    <w:p>
-      <w:pPr>
-        <w:bidi/>
-      </w:pPr>
-      <w:r>
-        <w:rPr>
-          <w:lang w:val="ar_AE" w:bidi="ar_AE"/>
-        </w:rPr>
-      </w:r>
-    </w:p>
-    <w:p>
-      <w:pPr>
-        <w:bidi/>
-      </w:pPr>
-      <w:r>
-        <w:rPr>
-          <w:lang w:val="ar_AE" w:bidi="ar_AE"/>
-        </w:rPr>
-      </w:r>
-      <w:r>
-        <w:rPr>
-          <w:vertAlign w:val="superscript"/>
-          <w:lang w:val="ar_AE" w:bidi="ar_AE"/>
-        </w:rPr>
-        <w:t>19</w:t>
-      </w:r>
-      <w:r>
-        <w:rPr>
-          <w:lang w:val="ar_AE" w:bidi="ar_AE"/>
-        </w:rPr>
-        <w:t xml:space="preserve"> هَأَنَذَا فِي ذَلِكَ ٱلْيَوْمِ أُعَامِلُ كُلَّ مُذَلِّلِيكِ، وَأُخَلِّصُ ٱلظَّالِعَةَ، وَأَجْمَعُ ٱلْمَنْفِيَّةَ، وَأَجْعَلُهُمْ تَسْبِيحَةً وَٱسْمًا فِي كُلِّ أَرْضِ خِزْيِهِمْ،</w:t>
-      </w:r>
-      <w:r>
-        <w:rPr>
-          <w:lang w:val="ar_AE" w:bidi="ar_AE"/>
-        </w:rPr>
-      </w:r>
-      <w:r>
-        <w:rPr>
-          <w:lang w:val="ar_AE" w:bidi="ar_AE"/>
-        </w:rPr>
-      </w:r>
-    </w:p>
-    <w:p>
-      <w:pPr>
-        <w:bidi/>
-      </w:pPr>
-      <w:r>
-        <w:rPr>
-          <w:lang w:val="ar_AE" w:bidi="ar_AE"/>
-        </w:rPr>
-      </w:r>
-    </w:p>
-    <w:p>
-      <w:pPr>
-        <w:bidi/>
-      </w:pPr>
-      <w:r>
-        <w:rPr>
-          <w:lang w:val="ar_AE" w:bidi="ar_AE"/>
-        </w:rPr>
-      </w:r>
-      <w:r>
-        <w:rPr>
-          <w:vertAlign w:val="superscript"/>
+          <w:rtl/>
+          <w:cs/>
           <w:lang w:val="ar_AE" w:bidi="ar_AE"/>
         </w:rPr>
         <w:t>20</w:t>
       </w:r>
       <w:r>
         <w:rPr>
+          <w:rtl/>
+          <w:cs/>
           <w:lang w:val="ar_AE" w:bidi="ar_AE"/>
         </w:rPr>
         <w:t xml:space="preserve"> فِي ٱلْوَقْتِ ٱلَّذِي فِيهِ آتِي بِكُمْ وَفِي وَقْتِ جَمْعِي إِيَّاكُمْ. لِأَنِّي أُصَيِّرُكُمُ ٱسْمًا وَتَسْبِيحَةً فِي شُعُوبِ ٱلْأَرْضِ كُلِّهَا، حِينَ أَرُدُّ مَسْبِيِّيكُمْ قُدَّامَ أَعْيُنِكُمْ، قَالَ ٱلرَّبُّ».</w:t>
-      </w:r>
-      <w:r>
-        <w:rPr>
-          <w:lang w:val="ar_AE" w:bidi="ar_AE"/>
-        </w:rPr>
-      </w:r>
-      <w:r>
-        <w:rPr>
-          <w:lang w:val="ar_AE" w:bidi="ar_AE"/>
-        </w:rPr>
       </w:r>
     </w:p>
     <w:sectPr>
